--- a/templates/RECORD_R004_MC_CRACK.docx
+++ b/templates/RECORD_R004_MC_CRACK.docx
@@ -94,7 +94,6 @@
         <w:pStyle w:val="9"/>
         <w:keepNext w:val="0"/>
         <w:keepLines w:val="0"/>
-        <w:pageBreakBefore w:val="0"/>
         <w:framePr w:wrap="auto" w:vAnchor="margin" w:hAnchor="text" w:yAlign="inline"/>
         <w:kinsoku/>
         <w:wordWrap/>
@@ -486,7 +485,6 @@
               <w:pStyle w:val="9"/>
               <w:keepNext w:val="0"/>
               <w:keepLines w:val="0"/>
-              <w:pageBreakBefore w:val="0"/>
               <w:framePr w:wrap="auto" w:vAnchor="margin" w:hAnchor="text" w:yAlign="inline"/>
               <w:widowControl/>
               <w:kinsoku/>
@@ -689,7 +687,6 @@
               <w:pStyle w:val="9"/>
               <w:keepNext w:val="0"/>
               <w:keepLines w:val="0"/>
-              <w:pageBreakBefore w:val="0"/>
               <w:framePr w:wrap="auto" w:vAnchor="margin" w:hAnchor="text" w:yAlign="inline"/>
               <w:widowControl/>
               <w:kinsoku/>
@@ -892,7 +889,6 @@
               <w:pStyle w:val="9"/>
               <w:keepNext w:val="0"/>
               <w:keepLines w:val="0"/>
-              <w:pageBreakBefore w:val="0"/>
               <w:framePr w:wrap="auto" w:vAnchor="margin" w:hAnchor="text" w:yAlign="inline"/>
               <w:widowControl/>
               <w:kinsoku/>
@@ -1087,7 +1083,6 @@
               <w:pStyle w:val="9"/>
               <w:keepNext w:val="0"/>
               <w:keepLines w:val="0"/>
-              <w:pageBreakBefore w:val="0"/>
               <w:framePr w:wrap="auto" w:vAnchor="margin" w:hAnchor="text" w:yAlign="inline"/>
               <w:widowControl/>
               <w:kinsoku/>
@@ -1294,7 +1289,6 @@
               <w:pStyle w:val="9"/>
               <w:keepNext w:val="0"/>
               <w:keepLines w:val="0"/>
-              <w:pageBreakBefore w:val="0"/>
               <w:framePr w:wrap="auto" w:vAnchor="margin" w:hAnchor="text" w:yAlign="inline"/>
               <w:widowControl/>
               <w:kinsoku/>
@@ -1933,7 +1927,6 @@
     <w:p>
       <w:pPr>
         <w:pStyle w:val="10"/>
-        <w:pageBreakBefore w:val="0"/>
         <w:framePr w:wrap="auto" w:vAnchor="margin" w:hAnchor="text" w:yAlign="inline"/>
         <w:kinsoku/>
         <w:wordWrap/>
@@ -2042,7 +2035,6 @@
               <w:pStyle w:val="12"/>
               <w:keepNext w:val="0"/>
               <w:keepLines w:val="0"/>
-              <w:pageBreakBefore w:val="0"/>
               <w:framePr w:wrap="auto" w:vAnchor="margin" w:hAnchor="text" w:yAlign="inline"/>
               <w:widowControl/>
               <w:kinsoku/>
@@ -2088,7 +2080,6 @@
           <w:p>
             <w:pPr>
               <w:pStyle w:val="12"/>
-              <w:pageBreakBefore w:val="0"/>
               <w:framePr w:wrap="auto" w:vAnchor="margin" w:hAnchor="text" w:yAlign="inline"/>
               <w:kinsoku/>
               <w:wordWrap/>
@@ -2139,7 +2130,6 @@
           <w:p>
             <w:pPr>
               <w:pStyle w:val="12"/>
-              <w:pageBreakBefore w:val="0"/>
               <w:framePr w:wrap="auto" w:vAnchor="margin" w:hAnchor="text" w:yAlign="inline"/>
               <w:kinsoku/>
               <w:wordWrap/>
@@ -2190,7 +2180,6 @@
           <w:p>
             <w:pPr>
               <w:pStyle w:val="12"/>
-              <w:pageBreakBefore w:val="0"/>
               <w:framePr w:wrap="auto" w:vAnchor="margin" w:hAnchor="text" w:yAlign="inline"/>
               <w:kinsoku/>
               <w:wordWrap/>
@@ -2241,7 +2230,6 @@
           <w:p>
             <w:pPr>
               <w:pStyle w:val="12"/>
-              <w:pageBreakBefore w:val="0"/>
               <w:framePr w:wrap="auto" w:vAnchor="margin" w:hAnchor="text" w:yAlign="inline"/>
               <w:kinsoku/>
               <w:wordWrap/>
@@ -2293,7 +2281,6 @@
               <w:pStyle w:val="9"/>
               <w:keepNext w:val="0"/>
               <w:keepLines w:val="0"/>
-              <w:pageBreakBefore w:val="0"/>
               <w:framePr w:wrap="auto" w:vAnchor="margin" w:hAnchor="text" w:yAlign="inline"/>
               <w:widowControl/>
               <w:pBdr>
@@ -2362,7 +2349,6 @@
           <w:p>
             <w:pPr>
               <w:pStyle w:val="12"/>
-              <w:pageBreakBefore w:val="0"/>
               <w:framePr w:wrap="auto" w:vAnchor="margin" w:hAnchor="text" w:yAlign="inline"/>
               <w:kinsoku/>
               <w:wordWrap/>
@@ -2401,7 +2387,6 @@
           <w:p>
             <w:pPr>
               <w:pStyle w:val="12"/>
-              <w:pageBreakBefore w:val="0"/>
               <w:framePr w:wrap="auto" w:vAnchor="margin" w:hAnchor="text" w:yAlign="inline"/>
               <w:kinsoku/>
               <w:wordWrap/>
@@ -2482,7 +2467,6 @@
           <w:p>
             <w:pPr>
               <w:pStyle w:val="12"/>
-              <w:pageBreakBefore w:val="0"/>
               <w:framePr w:wrap="auto" w:vAnchor="margin" w:hAnchor="text" w:yAlign="inline"/>
               <w:kinsoku/>
               <w:wordWrap/>
@@ -2530,7 +2514,6 @@
           <w:p>
             <w:pPr>
               <w:pStyle w:val="12"/>
-              <w:pageBreakBefore w:val="0"/>
               <w:framePr w:wrap="auto" w:vAnchor="margin" w:hAnchor="text" w:yAlign="inline"/>
               <w:kinsoku/>
               <w:wordWrap/>
@@ -2578,7 +2561,6 @@
           <w:p>
             <w:pPr>
               <w:pStyle w:val="12"/>
-              <w:pageBreakBefore w:val="0"/>
               <w:framePr w:wrap="auto" w:vAnchor="margin" w:hAnchor="text" w:yAlign="inline"/>
               <w:kinsoku/>
               <w:wordWrap/>
@@ -2667,7 +2649,6 @@
           <w:p>
             <w:pPr>
               <w:pStyle w:val="9"/>
-              <w:pageBreakBefore w:val="0"/>
               <w:framePr w:wrap="auto" w:vAnchor="margin" w:hAnchor="text" w:yAlign="inline"/>
               <w:pBdr>
                 <w:top w:val="none" w:color="auto" w:sz="0" w:space="0"/>
@@ -2719,7 +2700,6 @@
           <w:p>
             <w:pPr>
               <w:pStyle w:val="12"/>
-              <w:pageBreakBefore w:val="0"/>
               <w:framePr w:wrap="auto" w:vAnchor="margin" w:hAnchor="text" w:yAlign="inline"/>
               <w:kinsoku/>
               <w:wordWrap/>
@@ -2758,7 +2738,6 @@
           <w:p>
             <w:pPr>
               <w:pStyle w:val="12"/>
-              <w:pageBreakBefore w:val="0"/>
               <w:framePr w:wrap="auto" w:vAnchor="margin" w:hAnchor="text" w:yAlign="inline"/>
               <w:kinsoku/>
               <w:wordWrap/>
@@ -2806,7 +2785,6 @@
           <w:p>
             <w:pPr>
               <w:pStyle w:val="12"/>
-              <w:pageBreakBefore w:val="0"/>
               <w:framePr w:wrap="auto" w:vAnchor="margin" w:hAnchor="text" w:yAlign="inline"/>
               <w:kinsoku/>
               <w:wordWrap/>
@@ -2854,7 +2832,6 @@
           <w:p>
             <w:pPr>
               <w:pStyle w:val="12"/>
-              <w:pageBreakBefore w:val="0"/>
               <w:framePr w:wrap="auto" w:vAnchor="margin" w:hAnchor="text" w:yAlign="inline"/>
               <w:kinsoku/>
               <w:wordWrap/>
@@ -2902,7 +2879,6 @@
           <w:p>
             <w:pPr>
               <w:pStyle w:val="12"/>
-              <w:pageBreakBefore w:val="0"/>
               <w:framePr w:wrap="auto" w:vAnchor="margin" w:hAnchor="text" w:yAlign="inline"/>
               <w:kinsoku/>
               <w:wordWrap/>
@@ -2991,7 +2967,6 @@
           <w:p>
             <w:pPr>
               <w:pStyle w:val="9"/>
-              <w:pageBreakBefore w:val="0"/>
               <w:framePr w:wrap="auto" w:vAnchor="margin" w:hAnchor="text" w:yAlign="inline"/>
               <w:pBdr>
                 <w:top w:val="none" w:color="auto" w:sz="0" w:space="0"/>
@@ -3022,7 +2997,6 @@
     <w:p>
       <w:pPr>
         <w:pStyle w:val="10"/>
-        <w:pageBreakBefore w:val="0"/>
         <w:framePr w:wrap="auto" w:vAnchor="margin" w:hAnchor="text" w:yAlign="inline"/>
         <w:kinsoku/>
         <w:wordWrap/>
@@ -3139,7 +3113,6 @@
               <w:pStyle w:val="12"/>
               <w:keepNext w:val="0"/>
               <w:keepLines w:val="0"/>
-              <w:pageBreakBefore w:val="0"/>
               <w:framePr w:wrap="auto" w:vAnchor="margin" w:hAnchor="text" w:yAlign="inline"/>
               <w:widowControl/>
               <w:kinsoku/>
@@ -3219,7 +3192,6 @@
           <w:p>
             <w:pPr>
               <w:pStyle w:val="12"/>
-              <w:pageBreakBefore w:val="0"/>
               <w:framePr w:wrap="auto" w:vAnchor="margin" w:hAnchor="text" w:yAlign="inline"/>
               <w:kinsoku/>
               <w:wordWrap/>
@@ -3295,7 +3267,6 @@
           <w:p>
             <w:pPr>
               <w:pStyle w:val="12"/>
-              <w:pageBreakBefore w:val="0"/>
               <w:framePr w:wrap="auto" w:vAnchor="margin" w:hAnchor="text" w:yAlign="inline"/>
               <w:kinsoku/>
               <w:wordWrap/>
@@ -3342,7 +3313,6 @@
           <w:p>
             <w:pPr>
               <w:pStyle w:val="12"/>
-              <w:pageBreakBefore w:val="0"/>
               <w:framePr w:wrap="auto" w:vAnchor="margin" w:hAnchor="text" w:yAlign="inline"/>
               <w:kinsoku/>
               <w:wordWrap/>
@@ -3390,7 +3360,6 @@
           <w:p>
             <w:pPr>
               <w:pStyle w:val="12"/>
-              <w:pageBreakBefore w:val="0"/>
               <w:framePr w:wrap="auto" w:vAnchor="margin" w:hAnchor="text" w:yAlign="inline"/>
               <w:kinsoku/>
               <w:wordWrap/>
@@ -3466,7 +3435,6 @@
           <w:p>
             <w:pPr>
               <w:pStyle w:val="12"/>
-              <w:pageBreakBefore w:val="0"/>
               <w:framePr w:wrap="auto" w:vAnchor="margin" w:hAnchor="text" w:yAlign="inline"/>
               <w:kinsoku/>
               <w:wordWrap/>
@@ -3513,7 +3481,6 @@
           <w:p>
             <w:pPr>
               <w:pStyle w:val="12"/>
-              <w:pageBreakBefore w:val="0"/>
               <w:framePr w:wrap="auto" w:vAnchor="margin" w:hAnchor="text" w:yAlign="inline"/>
               <w:kinsoku/>
               <w:wordWrap/>
@@ -3561,7 +3528,6 @@
           <w:p>
             <w:pPr>
               <w:pStyle w:val="12"/>
-              <w:pageBreakBefore w:val="0"/>
               <w:framePr w:wrap="auto" w:vAnchor="margin" w:hAnchor="text" w:yAlign="inline"/>
               <w:kinsoku/>
               <w:wordWrap/>
@@ -3609,7 +3575,6 @@
           <w:p>
             <w:pPr>
               <w:pStyle w:val="12"/>
-              <w:pageBreakBefore w:val="0"/>
               <w:framePr w:wrap="auto" w:vAnchor="margin" w:hAnchor="text" w:yAlign="inline"/>
               <w:kinsoku/>
               <w:wordWrap/>
@@ -3677,7 +3642,6 @@
               <w:pStyle w:val="9"/>
               <w:keepNext w:val="0"/>
               <w:keepLines w:val="0"/>
-              <w:pageBreakBefore w:val="0"/>
               <w:framePr w:wrap="auto" w:vAnchor="margin" w:hAnchor="text" w:yAlign="inline"/>
               <w:kinsoku/>
               <w:wordWrap/>
@@ -3718,7 +3682,6 @@
               <w:pStyle w:val="9"/>
               <w:keepNext w:val="0"/>
               <w:keepLines w:val="0"/>
-              <w:pageBreakBefore w:val="0"/>
               <w:framePr w:wrap="auto" w:vAnchor="margin" w:hAnchor="text" w:yAlign="inline"/>
               <w:widowControl/>
               <w:pBdr>
@@ -3765,7 +3728,6 @@
               <w:pStyle w:val="9"/>
               <w:keepNext w:val="0"/>
               <w:keepLines w:val="0"/>
-              <w:pageBreakBefore w:val="0"/>
               <w:framePr w:wrap="auto" w:vAnchor="margin" w:hAnchor="text" w:yAlign="inline"/>
               <w:widowControl/>
               <w:pBdr>
@@ -3812,7 +3774,6 @@
               <w:pStyle w:val="9"/>
               <w:keepNext w:val="0"/>
               <w:keepLines w:val="0"/>
-              <w:pageBreakBefore w:val="0"/>
               <w:framePr w:wrap="auto" w:vAnchor="margin" w:hAnchor="text" w:yAlign="inline"/>
               <w:widowControl/>
               <w:pBdr>
@@ -3859,7 +3820,6 @@
               <w:pStyle w:val="9"/>
               <w:keepNext w:val="0"/>
               <w:keepLines w:val="0"/>
-              <w:pageBreakBefore w:val="0"/>
               <w:framePr w:wrap="auto" w:vAnchor="margin" w:hAnchor="text" w:yAlign="inline"/>
               <w:widowControl/>
               <w:pBdr>
@@ -3906,7 +3866,6 @@
               <w:pStyle w:val="9"/>
               <w:keepNext w:val="0"/>
               <w:keepLines w:val="0"/>
-              <w:pageBreakBefore w:val="0"/>
               <w:framePr w:wrap="auto" w:vAnchor="margin" w:hAnchor="text" w:yAlign="inline"/>
               <w:widowControl/>
               <w:pBdr>
@@ -3953,7 +3912,6 @@
               <w:pStyle w:val="9"/>
               <w:keepNext w:val="0"/>
               <w:keepLines w:val="0"/>
-              <w:pageBreakBefore w:val="0"/>
               <w:framePr w:wrap="auto" w:vAnchor="margin" w:hAnchor="text" w:yAlign="inline"/>
               <w:widowControl/>
               <w:pBdr>
@@ -4000,7 +3958,6 @@
               <w:pStyle w:val="12"/>
               <w:keepNext w:val="0"/>
               <w:keepLines w:val="0"/>
-              <w:pageBreakBefore w:val="0"/>
               <w:framePr w:wrap="auto" w:vAnchor="margin" w:hAnchor="text" w:yAlign="inline"/>
               <w:widowControl/>
               <w:kinsoku/>
@@ -4099,7 +4056,6 @@
               <w:pStyle w:val="9"/>
               <w:keepNext w:val="0"/>
               <w:keepLines w:val="0"/>
-              <w:pageBreakBefore w:val="0"/>
               <w:framePr w:wrap="auto" w:vAnchor="margin" w:hAnchor="text" w:yAlign="inline"/>
               <w:widowControl/>
               <w:pBdr>
@@ -4164,7 +4120,6 @@
               <w:pStyle w:val="9"/>
               <w:keepNext w:val="0"/>
               <w:keepLines w:val="0"/>
-              <w:pageBreakBefore w:val="0"/>
               <w:framePr w:wrap="auto" w:vAnchor="margin" w:hAnchor="text" w:yAlign="inline"/>
               <w:kinsoku/>
               <w:wordWrap/>
@@ -4200,7 +4155,6 @@
               <w:pStyle w:val="9"/>
               <w:keepNext w:val="0"/>
               <w:keepLines w:val="0"/>
-              <w:pageBreakBefore w:val="0"/>
               <w:framePr w:wrap="auto" w:vAnchor="margin" w:hAnchor="text" w:yAlign="inline"/>
               <w:widowControl/>
               <w:pBdr>
@@ -4247,7 +4201,6 @@
               <w:pStyle w:val="9"/>
               <w:keepNext w:val="0"/>
               <w:keepLines w:val="0"/>
-              <w:pageBreakBefore w:val="0"/>
               <w:framePr w:wrap="auto" w:vAnchor="margin" w:hAnchor="text" w:yAlign="inline"/>
               <w:widowControl/>
               <w:pBdr>
@@ -4294,7 +4247,6 @@
               <w:pStyle w:val="9"/>
               <w:keepNext w:val="0"/>
               <w:keepLines w:val="0"/>
-              <w:pageBreakBefore w:val="0"/>
               <w:framePr w:wrap="auto" w:vAnchor="margin" w:hAnchor="text" w:yAlign="inline"/>
               <w:widowControl/>
               <w:pBdr>
@@ -4341,7 +4293,6 @@
               <w:pStyle w:val="9"/>
               <w:keepNext w:val="0"/>
               <w:keepLines w:val="0"/>
-              <w:pageBreakBefore w:val="0"/>
               <w:framePr w:wrap="auto" w:vAnchor="margin" w:hAnchor="text" w:yAlign="inline"/>
               <w:widowControl/>
               <w:pBdr>
@@ -4388,7 +4339,6 @@
               <w:pStyle w:val="9"/>
               <w:keepNext w:val="0"/>
               <w:keepLines w:val="0"/>
-              <w:pageBreakBefore w:val="0"/>
               <w:framePr w:wrap="auto" w:vAnchor="margin" w:hAnchor="text" w:yAlign="inline"/>
               <w:widowControl/>
               <w:pBdr>
@@ -4435,7 +4385,6 @@
               <w:pStyle w:val="9"/>
               <w:keepNext w:val="0"/>
               <w:keepLines w:val="0"/>
-              <w:pageBreakBefore w:val="0"/>
               <w:framePr w:wrap="auto" w:vAnchor="margin" w:hAnchor="text" w:yAlign="inline"/>
               <w:widowControl/>
               <w:pBdr>
@@ -4482,7 +4431,6 @@
               <w:pStyle w:val="12"/>
               <w:keepNext w:val="0"/>
               <w:keepLines w:val="0"/>
-              <w:pageBreakBefore w:val="0"/>
               <w:framePr w:wrap="auto" w:vAnchor="margin" w:hAnchor="text" w:yAlign="inline"/>
               <w:widowControl/>
               <w:kinsoku/>
@@ -4520,7 +4468,6 @@
               <w:pStyle w:val="9"/>
               <w:keepNext w:val="0"/>
               <w:keepLines w:val="0"/>
-              <w:pageBreakBefore w:val="0"/>
               <w:framePr w:wrap="auto" w:vAnchor="margin" w:hAnchor="text" w:yAlign="inline"/>
               <w:widowControl/>
               <w:pBdr>
@@ -4562,7 +4509,6 @@
     <w:p>
       <w:pPr>
         <w:pStyle w:val="10"/>
-        <w:pageBreakBefore w:val="0"/>
         <w:framePr w:wrap="auto" w:vAnchor="margin" w:hAnchor="text" w:yAlign="inline"/>
         <w:widowControl/>
         <w:kinsoku/>
@@ -4682,7 +4628,6 @@
           <w:p>
             <w:pPr>
               <w:pStyle w:val="9"/>
-              <w:pageBreakBefore w:val="0"/>
               <w:framePr w:wrap="auto" w:vAnchor="margin" w:hAnchor="text" w:yAlign="inline"/>
               <w:widowControl/>
               <w:kinsoku/>
@@ -4737,7 +4682,6 @@
           <w:p>
             <w:pPr>
               <w:pStyle w:val="9"/>
-              <w:pageBreakBefore w:val="0"/>
               <w:framePr w:wrap="auto" w:vAnchor="margin" w:hAnchor="text" w:yAlign="inline"/>
               <w:widowControl/>
               <w:kinsoku/>
@@ -4792,7 +4736,6 @@
           <w:p>
             <w:pPr>
               <w:pStyle w:val="9"/>
-              <w:pageBreakBefore w:val="0"/>
               <w:framePr w:wrap="auto" w:vAnchor="margin" w:hAnchor="text" w:yAlign="inline"/>
               <w:widowControl/>
               <w:kinsoku/>
@@ -4847,7 +4790,6 @@
           <w:p>
             <w:pPr>
               <w:pStyle w:val="9"/>
-              <w:pageBreakBefore w:val="0"/>
               <w:framePr w:wrap="auto" w:vAnchor="margin" w:hAnchor="text" w:yAlign="inline"/>
               <w:widowControl/>
               <w:kinsoku/>
@@ -4923,168 +4865,89 @@
             <w:vAlign w:val="center"/>
           </w:tcPr>
           <w:p>
+            <w:r>
+              <w:rPr>
+                <w:rFonts w:ascii="宋体" w:hAnsi="宋体"/>
+              </w:rPr>
+              <w:t>金瓷结合试验夹具编号</w:t>
+            </w:r>
+          </w:p>
+        </w:tc>
+        <w:tc>
+          <w:tcPr>
+            <w:tcW w:w="3357" w:type="dxa"/>
+            <w:tcBorders>
+              <w:top w:val="single" w:color="000000" w:sz="4" w:space="0"/>
+              <w:left w:val="single" w:color="000000" w:sz="4" w:space="0"/>
+              <w:bottom w:val="single" w:color="000000" w:sz="4" w:space="0"/>
+              <w:right w:val="single" w:color="000000" w:sz="4" w:space="0"/>
+            </w:tcBorders>
+            <w:shd w:val="clear" w:color="auto" w:fill="auto"/>
+            <w:tcMar>
+              <w:top w:w="80" w:type="dxa"/>
+              <w:left w:w="80" w:type="dxa"/>
+              <w:bottom w:w="80" w:type="dxa"/>
+              <w:right w:w="80" w:type="dxa"/>
+            </w:tcMar>
+            <w:vAlign w:val="center"/>
+          </w:tcPr>
+          <w:p>
+            <w:r>
+              <w:rPr>
+                <w:rFonts w:ascii="宋体" w:hAnsi="宋体"/>
+              </w:rPr>
+              <w:t>夹具标签/设备台账</w:t>
+            </w:r>
+          </w:p>
+        </w:tc>
+        <w:tc>
+          <w:tcPr>
+            <w:tcW w:w="3646" w:type="dxa"/>
+            <w:tcBorders>
+              <w:top w:val="single" w:color="000000" w:sz="4" w:space="0"/>
+              <w:left w:val="single" w:color="000000" w:sz="4" w:space="0"/>
+              <w:bottom w:val="single" w:color="000000" w:sz="4" w:space="0"/>
+              <w:right w:val="single" w:color="000000" w:sz="4" w:space="0"/>
+            </w:tcBorders>
+            <w:shd w:val="clear" w:color="auto" w:fill="auto"/>
+            <w:tcMar>
+              <w:top w:w="80" w:type="dxa"/>
+              <w:left w:w="80" w:type="dxa"/>
+              <w:bottom w:w="80" w:type="dxa"/>
+              <w:right w:w="80" w:type="dxa"/>
+            </w:tcMar>
+            <w:vAlign w:val="center"/>
+          </w:tcPr>
+          <w:p>
+            <w:r>
+              <w:rPr>
+                <w:rFonts w:ascii="宋体" w:hAnsi="宋体"/>
+              </w:rPr>
+              <w:t>金瓷结合试验夹具编号：BPGL-B009</w:t>
+            </w:r>
+          </w:p>
+        </w:tc>
+        <w:tc>
+          <w:tcPr>
+            <w:tcW w:w="1916" w:type="dxa"/>
+            <w:tcBorders>
+              <w:top w:val="single" w:color="000000" w:sz="4" w:space="0"/>
+              <w:left w:val="single" w:color="000000" w:sz="4" w:space="0"/>
+              <w:bottom w:val="single" w:color="000000" w:sz="4" w:space="0"/>
+              <w:right w:val="single" w:color="000000" w:sz="4" w:space="0"/>
+            </w:tcBorders>
+            <w:shd w:val="clear" w:color="auto" w:fill="auto"/>
+            <w:tcMar>
+              <w:top w:w="80" w:type="dxa"/>
+              <w:left w:w="80" w:type="dxa"/>
+              <w:bottom w:w="80" w:type="dxa"/>
+              <w:right w:w="80" w:type="dxa"/>
+            </w:tcMar>
+            <w:vAlign w:val="center"/>
+          </w:tcPr>
+          <w:p>
             <w:pPr>
               <w:pStyle w:val="9"/>
-              <w:pageBreakBefore w:val="0"/>
-              <w:framePr w:wrap="auto" w:vAnchor="margin" w:hAnchor="text" w:yAlign="inline"/>
-              <w:widowControl/>
-              <w:kinsoku/>
-              <w:wordWrap/>
-              <w:overflowPunct/>
-              <w:topLinePunct w:val="0"/>
-              <w:autoSpaceDE/>
-              <w:autoSpaceDN/>
-              <w:bidi w:val="0"/>
-              <w:adjustRightInd/>
-              <w:snapToGrid/>
-              <w:spacing w:before="0" w:after="0" w:line="240" w:lineRule="auto"/>
-              <w:jc w:val="center"/>
-              <w:textAlignment w:val="auto"/>
-              <w:rPr>
-                <w:rFonts w:hint="eastAsia" w:ascii="宋体" w:hAnsi="宋体" w:eastAsia="宋体" w:cs="宋体"/>
-              </w:rPr>
-            </w:pPr>
-            <w:r>
-              <w:rPr>
-                <w:rFonts w:hint="eastAsia" w:ascii="宋体" w:hAnsi="宋体" w:eastAsia="宋体" w:cs="宋体"/>
-                <w:sz w:val="14"/>
-                <w:szCs w:val="14"/>
-                <w:shd w:val="clear" w:color="auto" w:fill="auto"/>
-                <w:rtl w:val="0"/>
-                <w:lang w:val="en-US"/>
-              </w:rPr>
-              <w:t>夹具编号</w:t>
-            </w:r>
-          </w:p>
-        </w:tc>
-        <w:tc>
-          <w:tcPr>
-            <w:tcW w:w="3357" w:type="dxa"/>
-            <w:tcBorders>
-              <w:top w:val="single" w:color="000000" w:sz="4" w:space="0"/>
-              <w:left w:val="single" w:color="000000" w:sz="4" w:space="0"/>
-              <w:bottom w:val="single" w:color="000000" w:sz="4" w:space="0"/>
-              <w:right w:val="single" w:color="000000" w:sz="4" w:space="0"/>
-            </w:tcBorders>
-            <w:shd w:val="clear" w:color="auto" w:fill="auto"/>
-            <w:tcMar>
-              <w:top w:w="80" w:type="dxa"/>
-              <w:left w:w="80" w:type="dxa"/>
-              <w:bottom w:w="80" w:type="dxa"/>
-              <w:right w:w="80" w:type="dxa"/>
-            </w:tcMar>
-            <w:vAlign w:val="center"/>
-          </w:tcPr>
-          <w:p>
-            <w:pPr>
-              <w:pStyle w:val="9"/>
-              <w:pageBreakBefore w:val="0"/>
-              <w:framePr w:wrap="auto" w:vAnchor="margin" w:hAnchor="text" w:yAlign="inline"/>
-              <w:widowControl/>
-              <w:kinsoku/>
-              <w:wordWrap/>
-              <w:overflowPunct/>
-              <w:topLinePunct w:val="0"/>
-              <w:autoSpaceDE/>
-              <w:autoSpaceDN/>
-              <w:bidi w:val="0"/>
-              <w:adjustRightInd/>
-              <w:snapToGrid/>
-              <w:spacing w:before="0" w:after="0" w:line="240" w:lineRule="auto"/>
-              <w:jc w:val="left"/>
-              <w:textAlignment w:val="auto"/>
-              <w:rPr>
-                <w:rFonts w:hint="eastAsia" w:ascii="宋体" w:hAnsi="宋体" w:eastAsia="宋体" w:cs="宋体"/>
-              </w:rPr>
-            </w:pPr>
-            <w:r>
-              <w:rPr>
-                <w:rFonts w:hint="eastAsia" w:ascii="宋体" w:hAnsi="宋体" w:eastAsia="宋体" w:cs="宋体"/>
-                <w:sz w:val="14"/>
-                <w:szCs w:val="14"/>
-                <w:shd w:val="clear" w:color="auto" w:fill="auto"/>
-                <w:rtl w:val="0"/>
-                <w:lang w:val="en-US"/>
-              </w:rPr>
-              <w:t>夹具标签/设备台账</w:t>
-            </w:r>
-          </w:p>
-        </w:tc>
-        <w:tc>
-          <w:tcPr>
-            <w:tcW w:w="3646" w:type="dxa"/>
-            <w:tcBorders>
-              <w:top w:val="single" w:color="000000" w:sz="4" w:space="0"/>
-              <w:left w:val="single" w:color="000000" w:sz="4" w:space="0"/>
-              <w:bottom w:val="single" w:color="000000" w:sz="4" w:space="0"/>
-              <w:right w:val="single" w:color="000000" w:sz="4" w:space="0"/>
-            </w:tcBorders>
-            <w:shd w:val="clear" w:color="auto" w:fill="auto"/>
-            <w:tcMar>
-              <w:top w:w="80" w:type="dxa"/>
-              <w:left w:w="80" w:type="dxa"/>
-              <w:bottom w:w="80" w:type="dxa"/>
-              <w:right w:w="80" w:type="dxa"/>
-            </w:tcMar>
-            <w:vAlign w:val="center"/>
-          </w:tcPr>
-          <w:p>
-            <w:pPr>
-              <w:pStyle w:val="9"/>
-              <w:pageBreakBefore w:val="0"/>
-              <w:framePr w:wrap="auto" w:vAnchor="margin" w:hAnchor="text" w:yAlign="inline"/>
-              <w:widowControl/>
-              <w:kinsoku/>
-              <w:wordWrap/>
-              <w:overflowPunct/>
-              <w:topLinePunct w:val="0"/>
-              <w:autoSpaceDE/>
-              <w:autoSpaceDN/>
-              <w:bidi w:val="0"/>
-              <w:adjustRightInd/>
-              <w:snapToGrid/>
-              <w:spacing w:before="0" w:after="0" w:line="240" w:lineRule="auto"/>
-              <w:jc w:val="left"/>
-              <w:textAlignment w:val="auto"/>
-              <w:rPr>
-                <w:rFonts w:hint="eastAsia" w:ascii="宋体" w:hAnsi="宋体" w:eastAsia="宋体" w:cs="宋体"/>
-              </w:rPr>
-            </w:pPr>
-            <w:r>
-              <w:rPr>
-                <w:rFonts w:hint="eastAsia" w:ascii="宋体" w:hAnsi="宋体" w:eastAsia="宋体" w:cs="宋体"/>
-                <w:sz w:val="14"/>
-                <w:szCs w:val="14"/>
-                <w:shd w:val="clear" w:color="auto" w:fill="auto"/>
-                <w:rtl w:val="0"/>
-                <w:lang w:val="en-US"/>
-              </w:rPr>
-              <w:t>夹具编号：________</w:t>
-            </w:r>
-          </w:p>
-        </w:tc>
-        <w:tc>
-          <w:tcPr>
-            <w:tcW w:w="1916" w:type="dxa"/>
-            <w:tcBorders>
-              <w:top w:val="single" w:color="000000" w:sz="4" w:space="0"/>
-              <w:left w:val="single" w:color="000000" w:sz="4" w:space="0"/>
-              <w:bottom w:val="single" w:color="000000" w:sz="4" w:space="0"/>
-              <w:right w:val="single" w:color="000000" w:sz="4" w:space="0"/>
-            </w:tcBorders>
-            <w:shd w:val="clear" w:color="auto" w:fill="auto"/>
-            <w:tcMar>
-              <w:top w:w="80" w:type="dxa"/>
-              <w:left w:w="80" w:type="dxa"/>
-              <w:bottom w:w="80" w:type="dxa"/>
-              <w:right w:w="80" w:type="dxa"/>
-            </w:tcMar>
-            <w:vAlign w:val="center"/>
-          </w:tcPr>
-          <w:p>
-            <w:pPr>
-              <w:pStyle w:val="9"/>
-              <w:pageBreakBefore w:val="0"/>
               <w:framePr w:wrap="auto" w:vAnchor="margin" w:hAnchor="text" w:yAlign="inline"/>
               <w:widowControl/>
               <w:kinsoku/>
@@ -5349,7 +5212,6 @@
           <w:p>
             <w:pPr>
               <w:pStyle w:val="9"/>
-              <w:pageBreakBefore w:val="0"/>
               <w:framePr w:wrap="auto" w:vAnchor="margin" w:hAnchor="text" w:yAlign="inline"/>
               <w:widowControl/>
               <w:kinsoku/>
@@ -5626,7 +5488,6 @@
           <w:p>
             <w:pPr>
               <w:pStyle w:val="9"/>
-              <w:pageBreakBefore w:val="0"/>
               <w:framePr w:wrap="auto" w:vAnchor="margin" w:hAnchor="text" w:yAlign="inline"/>
               <w:widowControl/>
               <w:kinsoku/>
@@ -5848,7 +5709,6 @@
           <w:p>
             <w:pPr>
               <w:pStyle w:val="9"/>
-              <w:pageBreakBefore w:val="0"/>
               <w:framePr w:wrap="auto" w:vAnchor="margin" w:hAnchor="text" w:yAlign="inline"/>
               <w:widowControl/>
               <w:kinsoku/>
@@ -6070,7 +5930,6 @@
           <w:p>
             <w:pPr>
               <w:pStyle w:val="9"/>
-              <w:pageBreakBefore w:val="0"/>
               <w:framePr w:wrap="auto" w:vAnchor="margin" w:hAnchor="text" w:yAlign="inline"/>
               <w:widowControl/>
               <w:kinsoku/>
@@ -6249,105 +6108,35 @@
             <w:vAlign w:val="center"/>
           </w:tcPr>
           <w:p>
+            <w:r>
+              <w:rPr>
+                <w:rFonts w:ascii="宋体" w:hAnsi="宋体"/>
+              </w:rPr>
+              <w:t>编号：BGGL-B019；规格：（30×6×5） mm</w:t>
+            </w:r>
+          </w:p>
+        </w:tc>
+        <w:tc>
+          <w:tcPr>
+            <w:tcW w:w="1916" w:type="dxa"/>
+            <w:tcBorders>
+              <w:top w:val="single" w:color="000000" w:sz="4" w:space="0"/>
+              <w:left w:val="single" w:color="000000" w:sz="4" w:space="0"/>
+              <w:bottom w:val="single" w:color="000000" w:sz="4" w:space="0"/>
+              <w:right w:val="single" w:color="000000" w:sz="4" w:space="0"/>
+            </w:tcBorders>
+            <w:shd w:val="clear" w:color="auto" w:fill="auto"/>
+            <w:tcMar>
+              <w:top w:w="80" w:type="dxa"/>
+              <w:left w:w="80" w:type="dxa"/>
+              <w:bottom w:w="80" w:type="dxa"/>
+              <w:right w:w="80" w:type="dxa"/>
+            </w:tcMar>
+            <w:vAlign w:val="center"/>
+          </w:tcPr>
+          <w:p>
             <w:pPr>
               <w:pStyle w:val="9"/>
-              <w:framePr w:wrap="auto" w:vAnchor="margin" w:hAnchor="text" w:yAlign="inline"/>
-              <w:spacing w:after="0" w:line="240" w:lineRule="auto"/>
-              <w:jc w:val="left"/>
-              <w:rPr>
-                <w:rFonts w:hint="eastAsia" w:ascii="宋体" w:hAnsi="宋体" w:eastAsia="宋体" w:cs="宋体"/>
-              </w:rPr>
-            </w:pPr>
-            <w:r>
-              <w:rPr>
-                <w:rFonts w:hint="eastAsia" w:ascii="宋体" w:hAnsi="宋体" w:eastAsia="宋体" w:cs="宋体"/>
-                <w:sz w:val="14"/>
-                <w:szCs w:val="14"/>
-                <w:shd w:val="clear" w:color="auto" w:fill="auto"/>
-                <w:rtl w:val="0"/>
-                <w:lang w:val="en-US"/>
-              </w:rPr>
-              <w:t>编号：____；规格：</w:t>
-            </w:r>
-            <w:r>
-              <w:rPr>
-                <w:rFonts w:hint="eastAsia" w:ascii="宋体" w:hAnsi="宋体" w:eastAsia="宋体" w:cs="宋体"/>
-                <w:sz w:val="14"/>
-                <w:szCs w:val="14"/>
-                <w:shd w:val="clear" w:color="auto" w:fill="auto"/>
-                <w:rtl w:val="0"/>
-                <w:lang w:val="en-US" w:eastAsia="zh-CN"/>
-              </w:rPr>
-              <w:t>（</w:t>
-            </w:r>
-            <w:r>
-              <w:rPr>
-                <w:rFonts w:hint="default" w:ascii="Times New Roman" w:hAnsi="Times New Roman" w:eastAsia="宋体" w:cs="Times New Roman"/>
-                <w:sz w:val="14"/>
-                <w:szCs w:val="14"/>
-                <w:shd w:val="clear" w:color="auto" w:fill="auto"/>
-                <w:rtl w:val="0"/>
-                <w:lang w:val="en-US"/>
-              </w:rPr>
-              <w:t>30×6×5</w:t>
-            </w:r>
-            <w:r>
-              <w:rPr>
-                <w:rFonts w:hint="eastAsia" w:ascii="宋体" w:hAnsi="宋体" w:eastAsia="宋体" w:cs="宋体"/>
-                <w:sz w:val="14"/>
-                <w:szCs w:val="14"/>
-                <w:shd w:val="clear" w:color="auto" w:fill="auto"/>
-                <w:rtl w:val="0"/>
-                <w:lang w:val="en-US" w:eastAsia="zh-CN"/>
-              </w:rPr>
-              <w:t>）</w:t>
-            </w:r>
-            <w:r>
-              <w:rPr>
-                <w:rFonts w:hint="default" w:ascii="Times New Roman" w:hAnsi="Times New Roman" w:eastAsia="宋体" w:cs="Times New Roman"/>
-                <w:sz w:val="14"/>
-                <w:szCs w:val="14"/>
-                <w:shd w:val="clear" w:color="auto" w:fill="auto"/>
-                <w:rtl w:val="0"/>
-                <w:lang w:val="en-US"/>
-              </w:rPr>
-              <w:t xml:space="preserve"> mm</w:t>
-            </w:r>
-            <w:r>
-              <w:rPr>
-                <w:rFonts w:hint="eastAsia" w:ascii="宋体" w:hAnsi="宋体" w:eastAsia="宋体" w:cs="宋体"/>
-                <w:sz w:val="14"/>
-                <w:szCs w:val="14"/>
-                <w:shd w:val="clear" w:color="auto" w:fill="auto"/>
-                <w:rtl w:val="0"/>
-                <w:lang w:val="en-US"/>
-              </w:rPr>
-              <w:t>；有效期：____</w:t>
-            </w:r>
-          </w:p>
-        </w:tc>
-        <w:tc>
-          <w:tcPr>
-            <w:tcW w:w="1916" w:type="dxa"/>
-            <w:tcBorders>
-              <w:top w:val="single" w:color="000000" w:sz="4" w:space="0"/>
-              <w:left w:val="single" w:color="000000" w:sz="4" w:space="0"/>
-              <w:bottom w:val="single" w:color="000000" w:sz="4" w:space="0"/>
-              <w:right w:val="single" w:color="000000" w:sz="4" w:space="0"/>
-            </w:tcBorders>
-            <w:shd w:val="clear" w:color="auto" w:fill="auto"/>
-            <w:tcMar>
-              <w:top w:w="80" w:type="dxa"/>
-              <w:left w:w="80" w:type="dxa"/>
-              <w:bottom w:w="80" w:type="dxa"/>
-              <w:right w:w="80" w:type="dxa"/>
-            </w:tcMar>
-            <w:vAlign w:val="center"/>
-          </w:tcPr>
-          <w:p>
-            <w:pPr>
-              <w:pStyle w:val="9"/>
-              <w:pageBreakBefore w:val="0"/>
               <w:framePr w:wrap="auto" w:vAnchor="margin" w:hAnchor="text" w:yAlign="inline"/>
               <w:widowControl/>
               <w:kinsoku/>
@@ -6444,11 +6233,38 @@
             <w:vAlign w:val="center"/>
           </w:tcPr>
           <w:p>
+            <w:r>
+              <w:rPr>
+                <w:rFonts w:ascii="宋体" w:hAnsi="宋体"/>
+              </w:rPr>
+              <w:t>平行块平行度</w:t>
+            </w:r>
+          </w:p>
+        </w:tc>
+        <w:tc>
+          <w:tcPr>
+            <w:tcW w:w="3357" w:type="dxa"/>
+            <w:tcBorders>
+              <w:top w:val="single" w:color="000000" w:sz="4" w:space="0"/>
+              <w:left w:val="single" w:color="000000" w:sz="4" w:space="0"/>
+              <w:bottom w:val="single" w:color="000000" w:sz="4" w:space="0"/>
+              <w:right w:val="single" w:color="000000" w:sz="4" w:space="0"/>
+            </w:tcBorders>
+            <w:shd w:val="clear" w:color="auto" w:fill="auto"/>
+            <w:tcMar>
+              <w:top w:w="80" w:type="dxa"/>
+              <w:left w:w="80" w:type="dxa"/>
+              <w:bottom w:w="80" w:type="dxa"/>
+              <w:right w:w="80" w:type="dxa"/>
+            </w:tcMar>
+            <w:vAlign w:val="center"/>
+          </w:tcPr>
+          <w:p>
             <w:pPr>
               <w:pStyle w:val="9"/>
               <w:framePr w:wrap="auto" w:vAnchor="margin" w:hAnchor="text" w:yAlign="inline"/>
               <w:spacing w:after="0" w:line="240" w:lineRule="auto"/>
-              <w:jc w:val="center"/>
+              <w:jc w:val="left"/>
               <w:rPr>
                 <w:rFonts w:hint="eastAsia" w:ascii="宋体" w:hAnsi="宋体" w:eastAsia="宋体" w:cs="宋体"/>
               </w:rPr>
@@ -6462,13 +6278,40 @@
                 <w:rtl w:val="0"/>
                 <w:lang w:val="en-US"/>
               </w:rPr>
-              <w:t>平行块精度</w:t>
-            </w:r>
-          </w:p>
-        </w:tc>
-        <w:tc>
-          <w:tcPr>
-            <w:tcW w:w="3357" w:type="dxa"/>
+              <w:t>校准证书</w:t>
+            </w:r>
+          </w:p>
+        </w:tc>
+        <w:tc>
+          <w:tcPr>
+            <w:tcW w:w="3646" w:type="dxa"/>
+            <w:tcBorders>
+              <w:top w:val="single" w:color="000000" w:sz="4" w:space="0"/>
+              <w:left w:val="single" w:color="000000" w:sz="4" w:space="0"/>
+              <w:bottom w:val="single" w:color="000000" w:sz="4" w:space="0"/>
+              <w:right w:val="single" w:color="000000" w:sz="4" w:space="0"/>
+            </w:tcBorders>
+            <w:shd w:val="clear" w:color="auto" w:fill="auto"/>
+            <w:tcMar>
+              <w:top w:w="80" w:type="dxa"/>
+              <w:left w:w="80" w:type="dxa"/>
+              <w:bottom w:w="80" w:type="dxa"/>
+              <w:right w:w="80" w:type="dxa"/>
+            </w:tcMar>
+            <w:vAlign w:val="center"/>
+          </w:tcPr>
+          <w:p>
+            <w:r>
+              <w:rPr>
+                <w:rFonts w:ascii="宋体" w:hAnsi="宋体"/>
+              </w:rPr>
+              <w:t>平行块平行度：____ mm；要求≤0.005 mm（最低≤0.010 mm）</w:t>
+            </w:r>
+          </w:p>
+        </w:tc>
+        <w:tc>
+          <w:tcPr>
+            <w:tcW w:w="1916" w:type="dxa"/>
             <w:tcBorders>
               <w:top w:val="single" w:color="000000" w:sz="4" w:space="0"/>
               <w:left w:val="single" w:color="000000" w:sz="4" w:space="0"/>
@@ -6487,155 +6330,6 @@
           <w:p>
             <w:pPr>
               <w:pStyle w:val="9"/>
-              <w:framePr w:wrap="auto" w:vAnchor="margin" w:hAnchor="text" w:yAlign="inline"/>
-              <w:spacing w:after="0" w:line="240" w:lineRule="auto"/>
-              <w:jc w:val="left"/>
-              <w:rPr>
-                <w:rFonts w:hint="eastAsia" w:ascii="宋体" w:hAnsi="宋体" w:eastAsia="宋体" w:cs="宋体"/>
-              </w:rPr>
-            </w:pPr>
-            <w:r>
-              <w:rPr>
-                <w:rFonts w:hint="eastAsia" w:ascii="宋体" w:hAnsi="宋体" w:eastAsia="宋体" w:cs="宋体"/>
-                <w:sz w:val="14"/>
-                <w:szCs w:val="14"/>
-                <w:shd w:val="clear" w:color="auto" w:fill="auto"/>
-                <w:rtl w:val="0"/>
-                <w:lang w:val="en-US"/>
-              </w:rPr>
-              <w:t>校准证书</w:t>
-            </w:r>
-          </w:p>
-        </w:tc>
-        <w:tc>
-          <w:tcPr>
-            <w:tcW w:w="3646" w:type="dxa"/>
-            <w:tcBorders>
-              <w:top w:val="single" w:color="000000" w:sz="4" w:space="0"/>
-              <w:left w:val="single" w:color="000000" w:sz="4" w:space="0"/>
-              <w:bottom w:val="single" w:color="000000" w:sz="4" w:space="0"/>
-              <w:right w:val="single" w:color="000000" w:sz="4" w:space="0"/>
-            </w:tcBorders>
-            <w:shd w:val="clear" w:color="auto" w:fill="auto"/>
-            <w:tcMar>
-              <w:top w:w="80" w:type="dxa"/>
-              <w:left w:w="80" w:type="dxa"/>
-              <w:bottom w:w="80" w:type="dxa"/>
-              <w:right w:w="80" w:type="dxa"/>
-            </w:tcMar>
-            <w:vAlign w:val="center"/>
-          </w:tcPr>
-          <w:p>
-            <w:pPr>
-              <w:pStyle w:val="9"/>
-              <w:framePr w:wrap="auto" w:vAnchor="margin" w:hAnchor="text" w:yAlign="inline"/>
-              <w:spacing w:after="0" w:line="240" w:lineRule="auto"/>
-              <w:jc w:val="left"/>
-              <w:rPr>
-                <w:rFonts w:hint="eastAsia" w:ascii="宋体" w:hAnsi="宋体" w:eastAsia="宋体" w:cs="宋体"/>
-              </w:rPr>
-            </w:pPr>
-            <w:r>
-              <w:rPr>
-                <w:rFonts w:hint="eastAsia" w:ascii="宋体" w:hAnsi="宋体" w:eastAsia="宋体" w:cs="宋体"/>
-                <w:sz w:val="14"/>
-                <w:szCs w:val="14"/>
-                <w:shd w:val="clear" w:color="auto" w:fill="auto"/>
-                <w:rtl w:val="0"/>
-                <w:lang w:val="en-US"/>
-              </w:rPr>
-              <w:t xml:space="preserve">平行度：____ </w:t>
-            </w:r>
-            <w:r>
-              <w:rPr>
-                <w:rFonts w:hint="default" w:ascii="Times New Roman" w:hAnsi="Times New Roman" w:eastAsia="宋体" w:cs="Times New Roman"/>
-                <w:sz w:val="14"/>
-                <w:szCs w:val="14"/>
-                <w:shd w:val="clear" w:color="auto" w:fill="auto"/>
-                <w:rtl w:val="0"/>
-                <w:lang w:val="en-US"/>
-              </w:rPr>
-              <w:t>mm</w:t>
-            </w:r>
-            <w:r>
-              <w:rPr>
-                <w:rFonts w:hint="eastAsia" w:ascii="宋体" w:hAnsi="宋体" w:eastAsia="宋体" w:cs="宋体"/>
-                <w:sz w:val="14"/>
-                <w:szCs w:val="14"/>
-                <w:shd w:val="clear" w:color="auto" w:fill="auto"/>
-                <w:rtl w:val="0"/>
-                <w:lang w:val="en-US"/>
-              </w:rPr>
-              <w:t>；两块高度差：____</w:t>
-            </w:r>
-            <w:r>
-              <w:rPr>
-                <w:rFonts w:hint="default" w:ascii="Times New Roman" w:hAnsi="Times New Roman" w:eastAsia="宋体" w:cs="Times New Roman"/>
-                <w:sz w:val="14"/>
-                <w:szCs w:val="14"/>
-                <w:shd w:val="clear" w:color="auto" w:fill="auto"/>
-                <w:rtl w:val="0"/>
-                <w:lang w:val="en-US"/>
-              </w:rPr>
-              <w:t>mm</w:t>
-            </w:r>
-            <w:r>
-              <w:rPr>
-                <w:rFonts w:hint="eastAsia" w:ascii="宋体" w:hAnsi="宋体" w:eastAsia="宋体" w:cs="宋体"/>
-                <w:sz w:val="14"/>
-                <w:szCs w:val="14"/>
-                <w:shd w:val="clear" w:color="auto" w:fill="auto"/>
-                <w:rtl w:val="0"/>
-                <w:lang w:val="en-US"/>
-              </w:rPr>
-              <w:t>；要求</w:t>
-            </w:r>
-            <w:r>
-              <w:rPr>
-                <w:rFonts w:hint="default" w:ascii="Times New Roman" w:hAnsi="Times New Roman" w:eastAsia="宋体" w:cs="Times New Roman"/>
-                <w:sz w:val="14"/>
-                <w:szCs w:val="14"/>
-                <w:shd w:val="clear" w:color="auto" w:fill="auto"/>
-                <w:rtl w:val="0"/>
-                <w:lang w:val="en-US"/>
-              </w:rPr>
-              <w:t xml:space="preserve">≤0.005 </w:t>
-            </w:r>
-            <w:r>
-              <w:rPr>
-                <w:rFonts w:hint="eastAsia" w:ascii="宋体" w:hAnsi="宋体" w:eastAsia="宋体" w:cs="宋体"/>
-                <w:sz w:val="14"/>
-                <w:szCs w:val="14"/>
-                <w:shd w:val="clear" w:color="auto" w:fill="auto"/>
-                <w:rtl w:val="0"/>
-                <w:lang w:val="en-US"/>
-              </w:rPr>
-              <w:t>mm（最低≤0.010 mm）</w:t>
-            </w:r>
-          </w:p>
-        </w:tc>
-        <w:tc>
-          <w:tcPr>
-            <w:tcW w:w="1916" w:type="dxa"/>
-            <w:tcBorders>
-              <w:top w:val="single" w:color="000000" w:sz="4" w:space="0"/>
-              <w:left w:val="single" w:color="000000" w:sz="4" w:space="0"/>
-              <w:bottom w:val="single" w:color="000000" w:sz="4" w:space="0"/>
-              <w:right w:val="single" w:color="000000" w:sz="4" w:space="0"/>
-            </w:tcBorders>
-            <w:shd w:val="clear" w:color="auto" w:fill="auto"/>
-            <w:tcMar>
-              <w:top w:w="80" w:type="dxa"/>
-              <w:left w:w="80" w:type="dxa"/>
-              <w:bottom w:w="80" w:type="dxa"/>
-              <w:right w:w="80" w:type="dxa"/>
-            </w:tcMar>
-            <w:vAlign w:val="center"/>
-          </w:tcPr>
-          <w:p>
-            <w:pPr>
-              <w:pStyle w:val="9"/>
-              <w:pageBreakBefore w:val="0"/>
               <w:framePr w:wrap="auto" w:vAnchor="margin" w:hAnchor="text" w:yAlign="inline"/>
               <w:widowControl/>
               <w:kinsoku/>
@@ -6857,7 +6551,6 @@
           <w:p>
             <w:pPr>
               <w:pStyle w:val="9"/>
-              <w:pageBreakBefore w:val="0"/>
               <w:framePr w:wrap="auto" w:vAnchor="margin" w:hAnchor="text" w:yAlign="inline"/>
               <w:widowControl/>
               <w:kinsoku/>
@@ -6954,153 +6647,89 @@
             <w:vAlign w:val="center"/>
           </w:tcPr>
           <w:p>
+            <w:r>
+              <w:rPr>
+                <w:rFonts w:ascii="宋体" w:hAnsi="宋体"/>
+              </w:rPr>
+              <w:t>夹具平行与试样居中</w:t>
+            </w:r>
+          </w:p>
+        </w:tc>
+        <w:tc>
+          <w:tcPr>
+            <w:tcW w:w="3357" w:type="dxa"/>
+            <w:tcBorders>
+              <w:top w:val="single" w:color="000000" w:sz="4" w:space="0"/>
+              <w:left w:val="single" w:color="000000" w:sz="4" w:space="0"/>
+              <w:bottom w:val="single" w:color="000000" w:sz="4" w:space="0"/>
+              <w:right w:val="single" w:color="000000" w:sz="4" w:space="0"/>
+            </w:tcBorders>
+            <w:shd w:val="clear" w:color="auto" w:fill="auto"/>
+            <w:tcMar>
+              <w:top w:w="80" w:type="dxa"/>
+              <w:left w:w="80" w:type="dxa"/>
+              <w:bottom w:w="80" w:type="dxa"/>
+              <w:right w:w="80" w:type="dxa"/>
+            </w:tcMar>
+            <w:vAlign w:val="center"/>
+          </w:tcPr>
+          <w:p>
+            <w:r>
+              <w:rPr>
+                <w:rFonts w:ascii="宋体" w:hAnsi="宋体"/>
+              </w:rPr>
+              <w:t>目视确认夹具平行、试样位于支撑中心</w:t>
+            </w:r>
+          </w:p>
+        </w:tc>
+        <w:tc>
+          <w:tcPr>
+            <w:tcW w:w="3646" w:type="dxa"/>
+            <w:tcBorders>
+              <w:top w:val="single" w:color="000000" w:sz="4" w:space="0"/>
+              <w:left w:val="single" w:color="000000" w:sz="4" w:space="0"/>
+              <w:bottom w:val="single" w:color="000000" w:sz="4" w:space="0"/>
+              <w:right w:val="single" w:color="000000" w:sz="4" w:space="0"/>
+            </w:tcBorders>
+            <w:shd w:val="clear" w:color="auto" w:fill="auto"/>
+            <w:tcMar>
+              <w:top w:w="80" w:type="dxa"/>
+              <w:left w:w="80" w:type="dxa"/>
+              <w:bottom w:w="80" w:type="dxa"/>
+              <w:right w:w="80" w:type="dxa"/>
+            </w:tcMar>
+            <w:vAlign w:val="center"/>
+          </w:tcPr>
+          <w:p>
+            <w:r>
+              <w:rPr>
+                <w:rFonts w:ascii="宋体" w:hAnsi="宋体"/>
+              </w:rPr>
+              <w:t>□夹具平行  □试样居中  □跨距符合</w:t>
+            </w:r>
+          </w:p>
+        </w:tc>
+        <w:tc>
+          <w:tcPr>
+            <w:tcW w:w="1916" w:type="dxa"/>
+            <w:tcBorders>
+              <w:top w:val="single" w:color="000000" w:sz="4" w:space="0"/>
+              <w:left w:val="single" w:color="000000" w:sz="4" w:space="0"/>
+              <w:bottom w:val="single" w:color="000000" w:sz="4" w:space="0"/>
+              <w:right w:val="single" w:color="000000" w:sz="4" w:space="0"/>
+            </w:tcBorders>
+            <w:shd w:val="clear" w:color="auto" w:fill="auto"/>
+            <w:tcMar>
+              <w:top w:w="80" w:type="dxa"/>
+              <w:left w:w="80" w:type="dxa"/>
+              <w:bottom w:w="80" w:type="dxa"/>
+              <w:right w:w="80" w:type="dxa"/>
+            </w:tcMar>
+            <w:vAlign w:val="center"/>
+          </w:tcPr>
+          <w:p>
             <w:pPr>
               <w:pStyle w:val="9"/>
-              <w:framePr w:wrap="auto" w:vAnchor="margin" w:hAnchor="text" w:yAlign="inline"/>
-              <w:spacing w:after="0" w:line="240" w:lineRule="auto"/>
-              <w:jc w:val="center"/>
-            </w:pPr>
-            <w:r>
-              <w:rPr>
-                <w:sz w:val="14"/>
-                <w:szCs w:val="14"/>
-                <w:shd w:val="clear" w:color="auto" w:fill="auto"/>
-                <w:rtl w:val="0"/>
-                <w:lang w:val="en-US"/>
-              </w:rPr>
-              <w:t>上压头/下支撑平行性</w:t>
-            </w:r>
-          </w:p>
-        </w:tc>
-        <w:tc>
-          <w:tcPr>
-            <w:tcW w:w="3357" w:type="dxa"/>
-            <w:tcBorders>
-              <w:top w:val="single" w:color="000000" w:sz="4" w:space="0"/>
-              <w:left w:val="single" w:color="000000" w:sz="4" w:space="0"/>
-              <w:bottom w:val="single" w:color="000000" w:sz="4" w:space="0"/>
-              <w:right w:val="single" w:color="000000" w:sz="4" w:space="0"/>
-            </w:tcBorders>
-            <w:shd w:val="clear" w:color="auto" w:fill="auto"/>
-            <w:tcMar>
-              <w:top w:w="80" w:type="dxa"/>
-              <w:left w:w="80" w:type="dxa"/>
-              <w:bottom w:w="80" w:type="dxa"/>
-              <w:right w:w="80" w:type="dxa"/>
-            </w:tcMar>
-            <w:vAlign w:val="center"/>
-          </w:tcPr>
-          <w:p>
-            <w:pPr>
-              <w:pStyle w:val="9"/>
-              <w:framePr w:wrap="auto" w:vAnchor="margin" w:hAnchor="text" w:yAlign="inline"/>
-              <w:spacing w:after="0" w:line="240" w:lineRule="auto"/>
-              <w:jc w:val="left"/>
-            </w:pPr>
-            <w:r>
-              <w:rPr>
-                <w:sz w:val="14"/>
-                <w:szCs w:val="14"/>
-                <w:shd w:val="clear" w:color="auto" w:fill="auto"/>
-                <w:rtl w:val="0"/>
-                <w:lang w:val="en-US"/>
-              </w:rPr>
-              <w:t>缓慢下降上压头；</w:t>
-            </w:r>
-            <w:r>
-              <w:rPr>
-                <w:rFonts w:hint="default" w:ascii="Times New Roman" w:hAnsi="Times New Roman" w:cs="Times New Roman"/>
-                <w:sz w:val="14"/>
-                <w:szCs w:val="14"/>
-                <w:shd w:val="clear" w:color="auto" w:fill="auto"/>
-                <w:rtl w:val="0"/>
-                <w:lang w:val="en-US"/>
-              </w:rPr>
-              <w:t>0.02 mm</w:t>
-            </w:r>
-            <w:r>
-              <w:rPr>
-                <w:sz w:val="14"/>
-                <w:szCs w:val="14"/>
-                <w:shd w:val="clear" w:color="auto" w:fill="auto"/>
-                <w:rtl w:val="0"/>
-                <w:lang w:val="en-US"/>
-              </w:rPr>
-              <w:t>塞尺确认左右接触</w:t>
-            </w:r>
-          </w:p>
-        </w:tc>
-        <w:tc>
-          <w:tcPr>
-            <w:tcW w:w="3646" w:type="dxa"/>
-            <w:tcBorders>
-              <w:top w:val="single" w:color="000000" w:sz="4" w:space="0"/>
-              <w:left w:val="single" w:color="000000" w:sz="4" w:space="0"/>
-              <w:bottom w:val="single" w:color="000000" w:sz="4" w:space="0"/>
-              <w:right w:val="single" w:color="000000" w:sz="4" w:space="0"/>
-            </w:tcBorders>
-            <w:shd w:val="clear" w:color="auto" w:fill="auto"/>
-            <w:tcMar>
-              <w:top w:w="80" w:type="dxa"/>
-              <w:left w:w="80" w:type="dxa"/>
-              <w:bottom w:w="80" w:type="dxa"/>
-              <w:right w:w="80" w:type="dxa"/>
-            </w:tcMar>
-            <w:vAlign w:val="center"/>
-          </w:tcPr>
-          <w:p>
-            <w:pPr>
-              <w:pStyle w:val="9"/>
-              <w:framePr w:wrap="auto" w:vAnchor="margin" w:hAnchor="text" w:yAlign="inline"/>
-              <w:spacing w:after="0" w:line="240" w:lineRule="auto"/>
-              <w:jc w:val="left"/>
-            </w:pPr>
-            <w:r>
-              <w:rPr>
-                <w:rFonts w:hint="eastAsia" w:ascii="宋体" w:hAnsi="宋体" w:eastAsia="宋体" w:cs="宋体"/>
-                <w:sz w:val="14"/>
-                <w:szCs w:val="14"/>
-                <w:shd w:val="clear" w:color="auto" w:fill="auto"/>
-                <w:rtl w:val="0"/>
-                <w:lang w:val="en-US"/>
-              </w:rPr>
-              <w:t>左侧：□正常 □过紧 □过松；右侧：□正常 □过紧 □过松；最大间隙：</w:t>
-            </w:r>
-            <w:r>
-              <w:rPr>
-                <w:rFonts w:hint="default" w:ascii="Times New Roman" w:hAnsi="Times New Roman" w:eastAsia="宋体" w:cs="Times New Roman"/>
-                <w:sz w:val="14"/>
-                <w:szCs w:val="14"/>
-                <w:shd w:val="clear" w:color="auto" w:fill="auto"/>
-                <w:rtl w:val="0"/>
-                <w:lang w:val="en-US"/>
-              </w:rPr>
-              <w:t>____ mm</w:t>
-            </w:r>
-          </w:p>
-        </w:tc>
-        <w:tc>
-          <w:tcPr>
-            <w:tcW w:w="1916" w:type="dxa"/>
-            <w:tcBorders>
-              <w:top w:val="single" w:color="000000" w:sz="4" w:space="0"/>
-              <w:left w:val="single" w:color="000000" w:sz="4" w:space="0"/>
-              <w:bottom w:val="single" w:color="000000" w:sz="4" w:space="0"/>
-              <w:right w:val="single" w:color="000000" w:sz="4" w:space="0"/>
-            </w:tcBorders>
-            <w:shd w:val="clear" w:color="auto" w:fill="auto"/>
-            <w:tcMar>
-              <w:top w:w="80" w:type="dxa"/>
-              <w:left w:w="80" w:type="dxa"/>
-              <w:bottom w:w="80" w:type="dxa"/>
-              <w:right w:w="80" w:type="dxa"/>
-            </w:tcMar>
-            <w:vAlign w:val="center"/>
-          </w:tcPr>
-          <w:p>
-            <w:pPr>
-              <w:pStyle w:val="9"/>
-              <w:pageBreakBefore w:val="0"/>
               <w:framePr w:wrap="auto" w:vAnchor="margin" w:hAnchor="text" w:yAlign="inline"/>
               <w:widowControl/>
               <w:kinsoku/>
@@ -7383,7 +7012,6 @@
     <w:p>
       <w:pPr>
         <w:pStyle w:val="10"/>
-        <w:pageBreakBefore w:val="0"/>
         <w:framePr w:wrap="auto" w:vAnchor="margin" w:hAnchor="text" w:yAlign="inline"/>
         <w:kinsoku/>
         <w:wordWrap/>
@@ -7394,7 +7022,7 @@
         <w:bidi w:val="0"/>
         <w:adjustRightInd/>
         <w:snapToGrid/>
-        <w:spacing w:before="0" w:after="0"/>
+        <w:spacing w:before="0" w:after="0" w:line="240" w:lineRule="auto"/>
         <w:textAlignment w:val="auto"/>
         <w:rPr>
           <w:rFonts w:hint="eastAsia" w:ascii="宋体" w:hAnsi="宋体" w:eastAsia="宋体" w:cs="宋体"/>
@@ -7406,7 +7034,6 @@
     <w:p>
       <w:pPr>
         <w:pStyle w:val="10"/>
-        <w:pageBreakBefore w:val="0"/>
         <w:framePr w:wrap="auto" w:vAnchor="margin" w:hAnchor="text" w:yAlign="inline"/>
         <w:kinsoku/>
         <w:wordWrap/>
@@ -7522,7 +7149,6 @@
           <w:p>
             <w:pPr>
               <w:pStyle w:val="9"/>
-              <w:pageBreakBefore w:val="0"/>
               <w:framePr w:wrap="auto" w:vAnchor="margin" w:hAnchor="text" w:yAlign="inline"/>
               <w:kinsoku/>
               <w:wordWrap/>
@@ -7578,7 +7204,6 @@
           <w:p>
             <w:pPr>
               <w:pStyle w:val="9"/>
-              <w:pageBreakBefore w:val="0"/>
               <w:framePr w:wrap="auto" w:vAnchor="margin" w:hAnchor="text" w:yAlign="inline"/>
               <w:kinsoku/>
               <w:wordWrap/>
@@ -7654,38 +7279,11 @@
             <w:vAlign w:val="center"/>
           </w:tcPr>
           <w:p>
-            <w:pPr>
-              <w:pStyle w:val="9"/>
-              <w:pageBreakBefore w:val="0"/>
-              <w:framePr w:wrap="auto" w:vAnchor="margin" w:hAnchor="text" w:yAlign="inline"/>
-              <w:kinsoku/>
-              <w:wordWrap/>
-              <w:overflowPunct/>
-              <w:topLinePunct w:val="0"/>
-              <w:autoSpaceDE/>
-              <w:autoSpaceDN/>
-              <w:bidi w:val="0"/>
-              <w:adjustRightInd/>
-              <w:snapToGrid/>
-              <w:spacing w:before="0" w:after="0" w:line="240" w:lineRule="auto"/>
-              <w:jc w:val="center"/>
-              <w:textAlignment w:val="auto"/>
-              <w:rPr>
-                <w:rFonts w:hint="eastAsia" w:ascii="宋体" w:hAnsi="宋体" w:eastAsia="宋体" w:cs="宋体"/>
-                <w:color w:val="auto"/>
-              </w:rPr>
-            </w:pPr>
-            <w:r>
-              <w:rPr>
-                <w:rFonts w:hint="eastAsia" w:ascii="宋体" w:hAnsi="宋体" w:eastAsia="宋体" w:cs="宋体"/>
-                <w:color w:val="auto"/>
-                <w:sz w:val="17"/>
-                <w:szCs w:val="17"/>
-                <w:shd w:val="clear" w:color="auto" w:fill="auto"/>
-                <w:rtl w:val="0"/>
-                <w:lang w:val="en-US"/>
-              </w:rPr>
-              <w:t>金属材料名称/批号</w:t>
+            <w:r>
+              <w:rPr>
+                <w:rFonts w:ascii="宋体" w:hAnsi="宋体"/>
+              </w:rPr>
+              <w:t>试样名称/批号</w:t>
             </w:r>
           </w:p>
         </w:tc>
@@ -7708,38 +7306,11 @@
             <w:vAlign w:val="center"/>
           </w:tcPr>
           <w:p>
-            <w:pPr>
-              <w:pStyle w:val="9"/>
-              <w:pageBreakBefore w:val="0"/>
-              <w:framePr w:wrap="auto" w:vAnchor="margin" w:hAnchor="text" w:yAlign="inline"/>
-              <w:kinsoku/>
-              <w:wordWrap/>
-              <w:overflowPunct/>
-              <w:topLinePunct w:val="0"/>
-              <w:autoSpaceDE/>
-              <w:autoSpaceDN/>
-              <w:bidi w:val="0"/>
-              <w:adjustRightInd/>
-              <w:snapToGrid/>
-              <w:spacing w:before="0" w:after="0" w:line="240" w:lineRule="auto"/>
-              <w:jc w:val="center"/>
-              <w:textAlignment w:val="auto"/>
-              <w:rPr>
-                <w:rFonts w:hint="eastAsia" w:ascii="宋体" w:hAnsi="宋体" w:eastAsia="宋体" w:cs="宋体"/>
-                <w:color w:val="auto"/>
-              </w:rPr>
-            </w:pPr>
-            <w:r>
-              <w:rPr>
-                <w:rFonts w:hint="eastAsia" w:ascii="宋体" w:hAnsi="宋体" w:eastAsia="宋体" w:cs="宋体"/>
-                <w:color w:val="auto"/>
-                <w:sz w:val="17"/>
-                <w:szCs w:val="17"/>
-                <w:shd w:val="clear" w:color="auto" w:fill="auto"/>
-                <w:rtl w:val="0"/>
-                <w:lang w:val="en-US"/>
-              </w:rPr>
-              <w:t>名称：________________；批号：________________</w:t>
+            <w:r>
+              <w:rPr>
+                <w:rFonts w:ascii="宋体" w:hAnsi="宋体"/>
+              </w:rPr>
+              <w:t>试样名称：________________；批号：________________</w:t>
             </w:r>
           </w:p>
         </w:tc>
@@ -7787,7 +7358,6 @@
           <w:p>
             <w:pPr>
               <w:pStyle w:val="9"/>
-              <w:pageBreakBefore w:val="0"/>
               <w:framePr w:wrap="auto" w:vAnchor="margin" w:hAnchor="text" w:yAlign="inline"/>
               <w:kinsoku/>
               <w:wordWrap/>
@@ -7872,7 +7442,6 @@
           <w:p>
             <w:pPr>
               <w:pStyle w:val="9"/>
-              <w:pageBreakBefore w:val="0"/>
               <w:framePr w:wrap="auto" w:vAnchor="margin" w:hAnchor="text" w:yAlign="inline"/>
               <w:kinsoku/>
               <w:wordWrap/>
@@ -8002,49 +7571,11 @@
             <w:vAlign w:val="center"/>
           </w:tcPr>
           <w:p>
-            <w:pPr>
-              <w:pStyle w:val="9"/>
-              <w:pageBreakBefore w:val="0"/>
-              <w:framePr w:wrap="auto" w:vAnchor="margin" w:hAnchor="text" w:yAlign="inline"/>
-              <w:kinsoku/>
-              <w:wordWrap/>
-              <w:overflowPunct/>
-              <w:topLinePunct w:val="0"/>
-              <w:autoSpaceDE/>
-              <w:autoSpaceDN/>
-              <w:bidi w:val="0"/>
-              <w:adjustRightInd/>
-              <w:snapToGrid/>
-              <w:spacing w:before="0" w:after="0" w:line="240" w:lineRule="auto"/>
-              <w:jc w:val="center"/>
-              <w:textAlignment w:val="auto"/>
-              <w:rPr>
-                <w:rFonts w:hint="eastAsia" w:ascii="宋体" w:hAnsi="宋体" w:eastAsia="宋体" w:cs="宋体"/>
-                <w:color w:val="auto"/>
-              </w:rPr>
-            </w:pPr>
-            <w:r>
-              <w:rPr>
-                <w:rFonts w:hint="default" w:ascii="Times New Roman" w:hAnsi="Times New Roman" w:eastAsia="宋体" w:cs="Times New Roman"/>
-                <w:i/>
-                <w:iCs/>
-                <w:color w:val="auto"/>
-                <w:rtl w:val="0"/>
-                <w:lang w:val="en-US" w:eastAsia="zh-CN"/>
-              </w:rPr>
-              <w:t>k</w:t>
-            </w:r>
-            <w:r>
-              <w:rPr>
-                <w:rFonts w:hint="eastAsia" w:ascii="宋体" w:hAnsi="宋体" w:eastAsia="宋体" w:cs="宋体"/>
-                <w:color w:val="auto"/>
-                <w:sz w:val="17"/>
-                <w:szCs w:val="17"/>
-                <w:shd w:val="clear" w:color="auto" w:fill="auto"/>
-                <w:rtl w:val="0"/>
-                <w:lang w:val="en-US"/>
-              </w:rPr>
-              <w:t>系数来源</w:t>
+            <w:r>
+              <w:rPr>
+                <w:rFonts w:ascii="宋体" w:hAnsi="宋体"/>
+              </w:rPr>
+              <w:t>K值记录</w:t>
             </w:r>
           </w:p>
         </w:tc>
@@ -8067,110 +7598,11 @@
             <w:vAlign w:val="center"/>
           </w:tcPr>
           <w:p>
-            <w:pPr>
-              <w:pStyle w:val="9"/>
-              <w:pageBreakBefore w:val="0"/>
-              <w:framePr w:wrap="auto" w:vAnchor="margin" w:hAnchor="text" w:yAlign="inline"/>
-              <w:kinsoku/>
-              <w:wordWrap/>
-              <w:overflowPunct/>
-              <w:topLinePunct w:val="0"/>
-              <w:autoSpaceDE/>
-              <w:autoSpaceDN/>
-              <w:bidi w:val="0"/>
-              <w:adjustRightInd/>
-              <w:snapToGrid/>
-              <w:spacing w:before="0" w:after="0" w:line="240" w:lineRule="auto"/>
-              <w:jc w:val="center"/>
-              <w:textAlignment w:val="auto"/>
-              <w:rPr>
-                <w:rFonts w:hint="eastAsia" w:ascii="宋体" w:hAnsi="宋体" w:eastAsia="宋体" w:cs="宋体"/>
-                <w:color w:val="auto"/>
-              </w:rPr>
-            </w:pPr>
-            <w:r>
-              <w:rPr>
-                <w:rFonts w:hint="eastAsia" w:ascii="宋体" w:hAnsi="宋体" w:eastAsia="宋体" w:cs="宋体"/>
-                <w:color w:val="auto"/>
-                <w:sz w:val="17"/>
-                <w:szCs w:val="17"/>
-                <w:shd w:val="clear" w:color="auto" w:fill="auto"/>
-                <w:rtl w:val="0"/>
-                <w:lang w:val="en-US"/>
-              </w:rPr>
-              <w:t>□</w:t>
-            </w:r>
-            <w:r>
-              <w:rPr>
-                <w:rFonts w:hint="default" w:ascii="Times New Roman" w:hAnsi="Times New Roman" w:eastAsia="宋体" w:cs="Times New Roman"/>
-                <w:color w:val="auto"/>
-                <w:sz w:val="17"/>
-                <w:szCs w:val="17"/>
-                <w:shd w:val="clear" w:color="auto" w:fill="auto"/>
-                <w:rtl w:val="0"/>
-                <w:lang w:val="en-US"/>
-              </w:rPr>
-              <w:t>YY 0621.1-2016</w:t>
-            </w:r>
-            <w:r>
-              <w:rPr>
-                <w:rFonts w:hint="eastAsia" w:ascii="宋体" w:hAnsi="宋体" w:eastAsia="宋体" w:cs="宋体"/>
-                <w:color w:val="auto"/>
-                <w:sz w:val="17"/>
-                <w:szCs w:val="17"/>
-                <w:shd w:val="clear" w:color="auto" w:fill="auto"/>
-                <w:rtl w:val="0"/>
-                <w:lang w:val="en-US"/>
-              </w:rPr>
-              <w:t>标准图2人工查图</w:t>
-            </w:r>
-            <w:r>
-              <w:rPr>
-                <w:rFonts w:hint="eastAsia" w:ascii="宋体" w:hAnsi="宋体" w:eastAsia="宋体" w:cs="宋体"/>
-                <w:color w:val="auto"/>
-                <w:sz w:val="17"/>
-                <w:szCs w:val="17"/>
-                <w:shd w:val="clear" w:color="auto" w:fill="auto"/>
-                <w:rtl w:val="0"/>
-                <w:lang w:val="en-US" w:eastAsia="zh-CN"/>
-              </w:rPr>
-              <w:t xml:space="preserve">               </w:t>
-            </w:r>
-            <w:r>
-              <w:rPr>
-                <w:rFonts w:hint="eastAsia" w:ascii="宋体" w:hAnsi="宋体" w:eastAsia="宋体" w:cs="宋体"/>
-                <w:color w:val="auto"/>
-                <w:sz w:val="17"/>
-                <w:szCs w:val="17"/>
-                <w:shd w:val="clear" w:color="auto" w:fill="auto"/>
-                <w:rtl w:val="0"/>
-                <w:lang w:val="en-US"/>
-              </w:rPr>
-              <w:t xml:space="preserve"> □</w:t>
-            </w:r>
-            <w:r>
-              <w:rPr>
-                <w:rFonts w:hint="default" w:ascii="Times New Roman" w:hAnsi="Times New Roman" w:eastAsia="宋体" w:cs="Times New Roman"/>
-                <w:color w:val="auto"/>
-                <w:sz w:val="17"/>
-                <w:szCs w:val="17"/>
-                <w:shd w:val="clear" w:color="auto" w:fill="auto"/>
-                <w:rtl w:val="0"/>
-                <w:lang w:val="en-US"/>
-              </w:rPr>
-              <w:t>FastTest</w:t>
-            </w:r>
-            <w:r>
-              <w:rPr>
-                <w:rFonts w:hint="eastAsia" w:ascii="宋体" w:hAnsi="宋体" w:eastAsia="宋体" w:cs="宋体"/>
-                <w:color w:val="auto"/>
-                <w:sz w:val="17"/>
-                <w:szCs w:val="17"/>
-                <w:shd w:val="clear" w:color="auto" w:fill="auto"/>
-                <w:rtl w:val="0"/>
-                <w:lang w:val="en-US"/>
-              </w:rPr>
-              <w:t>软件计算 □其他：____</w:t>
+            <w:r>
+              <w:rPr>
+                <w:rFonts w:ascii="宋体" w:hAnsi="宋体"/>
+              </w:rPr>
+              <w:t>各试样K值及计算结果见原始数据表</w:t>
             </w:r>
           </w:p>
         </w:tc>
@@ -8217,7 +7649,6 @@
           <w:p>
             <w:pPr>
               <w:pStyle w:val="9"/>
-              <w:pageBreakBefore w:val="0"/>
               <w:framePr w:wrap="auto" w:vAnchor="margin" w:hAnchor="text" w:yAlign="inline"/>
               <w:kinsoku/>
               <w:wordWrap/>
@@ -8271,7 +7702,6 @@
           <w:p>
             <w:pPr>
               <w:pStyle w:val="9"/>
-              <w:pageBreakBefore w:val="0"/>
               <w:framePr w:wrap="auto" w:vAnchor="margin" w:hAnchor="text" w:yAlign="inline"/>
               <w:kinsoku/>
               <w:wordWrap/>
@@ -8357,7 +7787,6 @@
     <w:p>
       <w:pPr>
         <w:pStyle w:val="10"/>
-        <w:pageBreakBefore w:val="0"/>
         <w:framePr w:wrap="auto" w:vAnchor="margin" w:hAnchor="text" w:yAlign="inline"/>
         <w:kinsoku/>
         <w:wordWrap/>
@@ -8368,7 +7797,7 @@
         <w:bidi w:val="0"/>
         <w:adjustRightInd/>
         <w:snapToGrid/>
-        <w:spacing w:before="0" w:after="0"/>
+        <w:spacing w:before="0" w:after="0" w:line="240" w:lineRule="auto"/>
         <w:textAlignment w:val="auto"/>
         <w:rPr>
           <w:rFonts w:hint="eastAsia" w:ascii="宋体" w:hAnsi="宋体" w:eastAsia="宋体" w:cs="宋体"/>
@@ -8380,7 +7809,6 @@
     <w:p>
       <w:pPr>
         <w:pStyle w:val="10"/>
-        <w:pageBreakBefore w:val="0"/>
         <w:framePr w:wrap="auto" w:vAnchor="margin" w:hAnchor="text" w:yAlign="inline"/>
         <w:kinsoku/>
         <w:wordWrap/>
@@ -8485,7 +7913,6 @@
           <w:p>
             <w:pPr>
               <w:pStyle w:val="9"/>
-              <w:pageBreakBefore w:val="0"/>
               <w:framePr w:wrap="auto" w:vAnchor="margin" w:hAnchor="text" w:yAlign="inline"/>
               <w:kinsoku/>
               <w:wordWrap/>
@@ -8541,7 +7968,6 @@
           <w:p>
             <w:pPr>
               <w:pStyle w:val="9"/>
-              <w:pageBreakBefore w:val="0"/>
               <w:framePr w:wrap="auto" w:vAnchor="margin" w:hAnchor="text" w:yAlign="inline"/>
               <w:kinsoku/>
               <w:wordWrap/>
@@ -8620,7 +8046,6 @@
           <w:p>
             <w:pPr>
               <w:pStyle w:val="9"/>
-              <w:pageBreakBefore w:val="0"/>
               <w:framePr w:wrap="auto" w:vAnchor="margin" w:hAnchor="text" w:yAlign="inline"/>
               <w:kinsoku/>
               <w:wordWrap/>
@@ -8698,7 +8123,6 @@
           <w:p>
             <w:pPr>
               <w:pStyle w:val="9"/>
-              <w:pageBreakBefore w:val="0"/>
               <w:framePr w:wrap="auto" w:vAnchor="margin" w:hAnchor="text" w:yAlign="inline"/>
               <w:kinsoku/>
               <w:wordWrap/>
@@ -8799,7 +8223,6 @@
           <w:p>
             <w:pPr>
               <w:pStyle w:val="9"/>
-              <w:pageBreakBefore w:val="0"/>
               <w:framePr w:wrap="auto" w:vAnchor="margin" w:hAnchor="text" w:yAlign="inline"/>
               <w:kinsoku/>
               <w:wordWrap/>
@@ -8853,7 +8276,6 @@
           <w:p>
             <w:pPr>
               <w:pStyle w:val="9"/>
-              <w:pageBreakBefore w:val="0"/>
               <w:framePr w:wrap="auto" w:vAnchor="margin" w:hAnchor="text" w:yAlign="inline"/>
               <w:kinsoku/>
               <w:wordWrap/>
@@ -8954,7 +8376,6 @@
           <w:p>
             <w:pPr>
               <w:pStyle w:val="9"/>
-              <w:pageBreakBefore w:val="0"/>
               <w:framePr w:wrap="auto" w:vAnchor="margin" w:hAnchor="text" w:yAlign="inline"/>
               <w:kinsoku/>
               <w:wordWrap/>
@@ -9008,7 +8429,6 @@
           <w:p>
             <w:pPr>
               <w:pStyle w:val="9"/>
-              <w:pageBreakBefore w:val="0"/>
               <w:framePr w:wrap="auto" w:vAnchor="margin" w:hAnchor="text" w:yAlign="inline"/>
               <w:kinsoku/>
               <w:wordWrap/>
@@ -9107,38 +8527,11 @@
             <w:vAlign w:val="center"/>
           </w:tcPr>
           <w:p>
-            <w:pPr>
-              <w:pStyle w:val="9"/>
-              <w:pageBreakBefore w:val="0"/>
-              <w:framePr w:wrap="auto" w:vAnchor="margin" w:hAnchor="text" w:yAlign="inline"/>
-              <w:kinsoku/>
-              <w:wordWrap/>
-              <w:overflowPunct/>
-              <w:topLinePunct w:val="0"/>
-              <w:autoSpaceDE/>
-              <w:autoSpaceDN/>
-              <w:bidi w:val="0"/>
-              <w:adjustRightInd/>
-              <w:snapToGrid/>
-              <w:spacing w:before="0" w:after="0" w:line="240" w:lineRule="auto"/>
-              <w:jc w:val="center"/>
-              <w:textAlignment w:val="auto"/>
-              <w:rPr>
-                <w:rFonts w:hint="eastAsia" w:ascii="宋体" w:hAnsi="宋体" w:eastAsia="宋体" w:cs="宋体"/>
-                <w:color w:val="auto"/>
-              </w:rPr>
-            </w:pPr>
-            <w:r>
-              <w:rPr>
-                <w:rFonts w:hint="eastAsia" w:ascii="宋体" w:hAnsi="宋体" w:eastAsia="宋体" w:cs="宋体"/>
-                <w:color w:val="auto"/>
-                <w:sz w:val="17"/>
-                <w:szCs w:val="17"/>
-                <w:shd w:val="clear" w:color="auto" w:fill="auto"/>
-                <w:rtl w:val="0"/>
-                <w:lang w:val="en-US"/>
-              </w:rPr>
-              <w:t>上压头接近试样后已“全部清零”</w:t>
+            <w:r>
+              <w:rPr>
+                <w:rFonts w:ascii="宋体" w:hAnsi="宋体"/>
+              </w:rPr>
+              <w:t>加载前状态确认</w:t>
             </w:r>
           </w:p>
         </w:tc>
@@ -9161,110 +8554,11 @@
             <w:vAlign w:val="center"/>
           </w:tcPr>
           <w:p>
-            <w:pPr>
-              <w:pStyle w:val="9"/>
-              <w:pageBreakBefore w:val="0"/>
-              <w:framePr w:wrap="auto" w:vAnchor="margin" w:hAnchor="text" w:yAlign="inline"/>
-              <w:kinsoku/>
-              <w:wordWrap/>
-              <w:overflowPunct/>
-              <w:topLinePunct w:val="0"/>
-              <w:autoSpaceDE/>
-              <w:autoSpaceDN/>
-              <w:bidi w:val="0"/>
-              <w:adjustRightInd/>
-              <w:snapToGrid/>
-              <w:spacing w:before="0" w:after="0" w:line="240" w:lineRule="auto"/>
-              <w:jc w:val="center"/>
-              <w:textAlignment w:val="auto"/>
-              <w:rPr>
-                <w:rFonts w:hint="eastAsia" w:ascii="宋体" w:hAnsi="宋体" w:eastAsia="宋体" w:cs="宋体"/>
-                <w:color w:val="auto"/>
-              </w:rPr>
-            </w:pPr>
-            <w:r>
-              <w:rPr>
-                <w:rFonts w:hint="eastAsia" w:ascii="宋体" w:hAnsi="宋体" w:eastAsia="宋体" w:cs="宋体"/>
-                <w:color w:val="auto"/>
-                <w:sz w:val="17"/>
-                <w:szCs w:val="17"/>
-                <w:shd w:val="clear" w:color="auto" w:fill="auto"/>
-                <w:rtl w:val="0"/>
-                <w:lang w:val="en-US"/>
-              </w:rPr>
-              <w:t>清零前：</w:t>
-            </w:r>
-            <w:r>
-              <w:rPr>
-                <w:rFonts w:hint="default" w:ascii="Times New Roman" w:hAnsi="Times New Roman" w:eastAsia="宋体" w:cs="Times New Roman"/>
-                <w:color w:val="auto"/>
-                <w:sz w:val="17"/>
-                <w:szCs w:val="17"/>
-                <w:shd w:val="clear" w:color="auto" w:fill="auto"/>
-                <w:rtl w:val="0"/>
-                <w:lang w:val="en-US"/>
-              </w:rPr>
-              <w:t>____ N</w:t>
-            </w:r>
-            <w:r>
-              <w:rPr>
-                <w:rFonts w:hint="eastAsia" w:ascii="宋体" w:hAnsi="宋体" w:eastAsia="宋体" w:cs="宋体"/>
-                <w:color w:val="auto"/>
-                <w:sz w:val="17"/>
-                <w:szCs w:val="17"/>
-                <w:shd w:val="clear" w:color="auto" w:fill="auto"/>
-                <w:rtl w:val="0"/>
-                <w:lang w:val="en-US"/>
-              </w:rPr>
-              <w:t>；清零后：</w:t>
-            </w:r>
-            <w:r>
-              <w:rPr>
-                <w:rFonts w:hint="default" w:ascii="Times New Roman" w:hAnsi="Times New Roman" w:eastAsia="宋体" w:cs="Times New Roman"/>
-                <w:color w:val="auto"/>
-                <w:sz w:val="17"/>
-                <w:szCs w:val="17"/>
-                <w:shd w:val="clear" w:color="auto" w:fill="auto"/>
-                <w:rtl w:val="0"/>
-                <w:lang w:val="en-US"/>
-              </w:rPr>
-              <w:t>____ N</w:t>
-            </w:r>
-            <w:r>
-              <w:rPr>
-                <w:rFonts w:hint="eastAsia" w:ascii="宋体" w:hAnsi="宋体" w:eastAsia="宋体" w:cs="宋体"/>
-                <w:color w:val="auto"/>
-                <w:sz w:val="17"/>
-                <w:szCs w:val="17"/>
-                <w:shd w:val="clear" w:color="auto" w:fill="auto"/>
-                <w:rtl w:val="0"/>
-                <w:lang w:val="en-US"/>
-              </w:rPr>
-              <w:t>；□是</w:t>
-            </w:r>
-            <w:r>
-              <w:rPr>
-                <w:rFonts w:hint="eastAsia" w:ascii="宋体" w:hAnsi="宋体" w:eastAsia="宋体" w:cs="宋体"/>
-                <w:color w:val="auto"/>
-                <w:sz w:val="17"/>
-                <w:szCs w:val="17"/>
-                <w:shd w:val="clear" w:color="auto" w:fill="auto"/>
-                <w:rtl w:val="0"/>
-                <w:lang w:val="en-US" w:eastAsia="zh-CN"/>
-              </w:rPr>
-              <w:t xml:space="preserve">   </w:t>
-            </w:r>
-            <w:r>
-              <w:rPr>
-                <w:rFonts w:hint="eastAsia" w:ascii="宋体" w:hAnsi="宋体" w:eastAsia="宋体" w:cs="宋体"/>
-                <w:color w:val="auto"/>
-                <w:sz w:val="17"/>
-                <w:szCs w:val="17"/>
-                <w:shd w:val="clear" w:color="auto" w:fill="auto"/>
-                <w:rtl w:val="0"/>
-                <w:lang w:val="en-US"/>
-              </w:rPr>
-              <w:t xml:space="preserve"> □否</w:t>
+            <w:r>
+              <w:rPr>
+                <w:rFonts w:ascii="宋体" w:hAnsi="宋体"/>
+              </w:rPr>
+              <w:t>□试样居中  □夹具状态正常  □设备状态正常</w:t>
             </w:r>
           </w:p>
         </w:tc>
@@ -9312,7 +8606,6 @@
           <w:p>
             <w:pPr>
               <w:pStyle w:val="9"/>
-              <w:pageBreakBefore w:val="0"/>
               <w:framePr w:wrap="auto" w:vAnchor="margin" w:hAnchor="text" w:yAlign="inline"/>
               <w:kinsoku/>
               <w:wordWrap/>
@@ -9366,7 +8659,6 @@
           <w:p>
             <w:pPr>
               <w:pStyle w:val="9"/>
-              <w:pageBreakBefore w:val="0"/>
               <w:framePr w:wrap="auto" w:vAnchor="margin" w:hAnchor="text" w:yAlign="inline"/>
               <w:kinsoku/>
               <w:wordWrap/>
@@ -9563,7 +8855,6 @@
           <w:p>
             <w:pPr>
               <w:pStyle w:val="9"/>
-              <w:pageBreakBefore w:val="0"/>
               <w:framePr w:wrap="auto" w:vAnchor="margin" w:hAnchor="text" w:yAlign="inline"/>
               <w:kinsoku/>
               <w:wordWrap/>
@@ -9617,7 +8908,6 @@
           <w:p>
             <w:pPr>
               <w:pStyle w:val="9"/>
-              <w:pageBreakBefore w:val="0"/>
               <w:framePr w:wrap="auto" w:vAnchor="margin" w:hAnchor="text" w:yAlign="inline"/>
               <w:kinsoku/>
               <w:wordWrap/>
@@ -9655,7 +8945,6 @@
     <w:p>
       <w:pPr>
         <w:pStyle w:val="9"/>
-        <w:pageBreakBefore w:val="0"/>
         <w:framePr w:wrap="auto" w:vAnchor="margin" w:hAnchor="text" w:yAlign="inline"/>
         <w:kinsoku/>
         <w:wordWrap/>
@@ -9666,7 +8955,7 @@
         <w:bidi w:val="0"/>
         <w:adjustRightInd/>
         <w:snapToGrid/>
-        <w:spacing w:before="0" w:after="0"/>
+        <w:spacing w:before="0" w:after="0" w:line="240" w:lineRule="auto"/>
         <w:textAlignment w:val="auto"/>
         <w:rPr>
           <w:color w:val="auto"/>
@@ -9690,7 +8979,6 @@
     <w:p>
       <w:pPr>
         <w:pStyle w:val="10"/>
-        <w:pageBreakBefore w:val="0"/>
         <w:framePr w:wrap="auto" w:vAnchor="margin" w:hAnchor="text" w:yAlign="inline"/>
         <w:kinsoku/>
         <w:wordWrap/>
@@ -9824,7 +9112,6 @@
           <w:p>
             <w:pPr>
               <w:pStyle w:val="9"/>
-              <w:pageBreakBefore w:val="0"/>
               <w:framePr w:wrap="auto" w:vAnchor="margin" w:hAnchor="text" w:yAlign="inline"/>
               <w:kinsoku/>
               <w:wordWrap/>
@@ -9880,7 +9167,6 @@
           <w:p>
             <w:pPr>
               <w:pStyle w:val="9"/>
-              <w:pageBreakBefore w:val="0"/>
               <w:framePr w:wrap="auto" w:vAnchor="margin" w:hAnchor="text" w:yAlign="inline"/>
               <w:kinsoku/>
               <w:wordWrap/>
@@ -9950,7 +9236,6 @@
           <w:p>
             <w:pPr>
               <w:pStyle w:val="9"/>
-              <w:pageBreakBefore w:val="0"/>
               <w:framePr w:wrap="auto" w:vAnchor="margin" w:hAnchor="text" w:yAlign="inline"/>
               <w:kinsoku/>
               <w:wordWrap/>
@@ -10037,7 +9322,6 @@
           <w:p>
             <w:pPr>
               <w:pStyle w:val="9"/>
-              <w:pageBreakBefore w:val="0"/>
               <w:framePr w:wrap="auto" w:vAnchor="margin" w:hAnchor="text" w:yAlign="inline"/>
               <w:kinsoku/>
               <w:wordWrap/>
@@ -10124,7 +9408,6 @@
           <w:p>
             <w:pPr>
               <w:pStyle w:val="9"/>
-              <w:pageBreakBefore w:val="0"/>
               <w:framePr w:wrap="auto" w:vAnchor="margin" w:hAnchor="text" w:yAlign="inline"/>
               <w:kinsoku/>
               <w:wordWrap/>
@@ -10211,7 +9494,6 @@
           <w:p>
             <w:pPr>
               <w:pStyle w:val="9"/>
-              <w:pageBreakBefore w:val="0"/>
               <w:framePr w:wrap="auto" w:vAnchor="margin" w:hAnchor="text" w:yAlign="inline"/>
               <w:kinsoku/>
               <w:wordWrap/>
@@ -10298,7 +9580,6 @@
           <w:p>
             <w:pPr>
               <w:pStyle w:val="9"/>
-              <w:pageBreakBefore w:val="0"/>
               <w:framePr w:wrap="auto" w:vAnchor="margin" w:hAnchor="text" w:yAlign="inline"/>
               <w:kinsoku/>
               <w:wordWrap/>
@@ -10385,7 +9666,6 @@
           <w:p>
             <w:pPr>
               <w:pStyle w:val="9"/>
-              <w:pageBreakBefore w:val="0"/>
               <w:framePr w:wrap="auto" w:vAnchor="margin" w:hAnchor="text" w:yAlign="inline"/>
               <w:kinsoku/>
               <w:wordWrap/>
@@ -10452,7 +9732,6 @@
           <w:p>
             <w:pPr>
               <w:pStyle w:val="9"/>
-              <w:pageBreakBefore w:val="0"/>
               <w:framePr w:wrap="auto" w:vAnchor="margin" w:hAnchor="text" w:yAlign="inline"/>
               <w:kinsoku/>
               <w:wordWrap/>
@@ -10539,7 +9818,6 @@
           <w:p>
             <w:pPr>
               <w:pStyle w:val="9"/>
-              <w:pageBreakBefore w:val="0"/>
               <w:framePr w:wrap="auto" w:vAnchor="margin" w:hAnchor="text" w:yAlign="inline"/>
               <w:kinsoku/>
               <w:wordWrap/>
@@ -10698,7 +9976,6 @@
           <w:p>
             <w:pPr>
               <w:pStyle w:val="9"/>
-              <w:pageBreakBefore w:val="0"/>
               <w:framePr w:wrap="auto" w:vAnchor="margin" w:hAnchor="text" w:yAlign="inline"/>
               <w:kinsoku/>
               <w:wordWrap/>
@@ -10754,7 +10031,6 @@
           <w:p>
             <w:pPr>
               <w:pStyle w:val="9"/>
-              <w:pageBreakBefore w:val="0"/>
               <w:framePr w:wrap="auto" w:vAnchor="margin" w:hAnchor="text" w:yAlign="inline"/>
               <w:kinsoku/>
               <w:wordWrap/>
@@ -10808,65 +10084,35 @@
             <w:vAlign w:val="center"/>
           </w:tcPr>
           <w:p>
+            <w:r>
+              <w:rPr>
+                <w:rFonts w:ascii="宋体" w:hAnsi="宋体"/>
+              </w:rPr>
+              <w:t>现场结果照片/数据文件编号</w:t>
+            </w:r>
+          </w:p>
+        </w:tc>
+        <w:tc>
+          <w:tcPr>
+            <w:tcW w:w="1250" w:type="dxa"/>
+            <w:tcBorders>
+              <w:top w:val="single" w:color="000000" w:sz="4" w:space="0"/>
+              <w:left w:val="single" w:color="000000" w:sz="4" w:space="0"/>
+              <w:bottom w:val="single" w:color="000000" w:sz="4" w:space="0"/>
+              <w:right w:val="single" w:color="000000" w:sz="4" w:space="0"/>
+            </w:tcBorders>
+            <w:shd w:val="clear" w:color="auto" w:fill="auto"/>
+            <w:tcMar>
+              <w:top w:w="80" w:type="dxa"/>
+              <w:left w:w="80" w:type="dxa"/>
+              <w:bottom w:w="80" w:type="dxa"/>
+              <w:right w:w="80" w:type="dxa"/>
+            </w:tcMar>
+            <w:vAlign w:val="center"/>
+          </w:tcPr>
+          <w:p>
             <w:pPr>
               <w:pStyle w:val="9"/>
-              <w:pageBreakBefore w:val="0"/>
-              <w:framePr w:wrap="auto" w:vAnchor="margin" w:hAnchor="text" w:yAlign="inline"/>
-              <w:kinsoku/>
-              <w:wordWrap/>
-              <w:overflowPunct/>
-              <w:topLinePunct w:val="0"/>
-              <w:autoSpaceDE/>
-              <w:autoSpaceDN/>
-              <w:bidi w:val="0"/>
-              <w:adjustRightInd/>
-              <w:snapToGrid/>
-              <w:spacing w:before="0" w:after="0" w:line="240" w:lineRule="auto"/>
-              <w:jc w:val="center"/>
-              <w:textAlignment w:val="auto"/>
-              <w:rPr>
-                <w:rFonts w:hint="eastAsia" w:ascii="宋体" w:hAnsi="宋体" w:eastAsia="宋体" w:cs="宋体"/>
-                <w:color w:val="auto"/>
-              </w:rPr>
-            </w:pPr>
-            <w:r>
-              <w:rPr>
-                <w:rFonts w:hint="eastAsia" w:ascii="宋体" w:hAnsi="宋体" w:eastAsia="宋体" w:cs="宋体"/>
-                <w:b/>
-                <w:bCs/>
-                <w:color w:val="auto"/>
-                <w:sz w:val="14"/>
-                <w:szCs w:val="14"/>
-                <w:shd w:val="clear" w:color="auto" w:fill="auto"/>
-                <w:rtl w:val="0"/>
-                <w:lang w:val="en-US"/>
-              </w:rPr>
-              <w:t>报告/数据文件编号</w:t>
-            </w:r>
-          </w:p>
-        </w:tc>
-        <w:tc>
-          <w:tcPr>
-            <w:tcW w:w="1250" w:type="dxa"/>
-            <w:tcBorders>
-              <w:top w:val="single" w:color="000000" w:sz="4" w:space="0"/>
-              <w:left w:val="single" w:color="000000" w:sz="4" w:space="0"/>
-              <w:bottom w:val="single" w:color="000000" w:sz="4" w:space="0"/>
-              <w:right w:val="single" w:color="000000" w:sz="4" w:space="0"/>
-            </w:tcBorders>
-            <w:shd w:val="clear" w:color="auto" w:fill="auto"/>
-            <w:tcMar>
-              <w:top w:w="80" w:type="dxa"/>
-              <w:left w:w="80" w:type="dxa"/>
-              <w:bottom w:w="80" w:type="dxa"/>
-              <w:right w:w="80" w:type="dxa"/>
-            </w:tcMar>
-            <w:vAlign w:val="center"/>
-          </w:tcPr>
-          <w:p>
-            <w:pPr>
-              <w:pStyle w:val="9"/>
-              <w:pageBreakBefore w:val="0"/>
               <w:framePr w:wrap="auto" w:vAnchor="margin" w:hAnchor="text" w:yAlign="inline"/>
               <w:kinsoku/>
               <w:wordWrap/>
@@ -10945,7 +10191,6 @@
           <w:p>
             <w:pPr>
               <w:pStyle w:val="9"/>
-              <w:pageBreakBefore w:val="0"/>
               <w:framePr w:wrap="auto" w:vAnchor="margin" w:hAnchor="text" w:yAlign="inline"/>
               <w:kinsoku/>
               <w:wordWrap/>
@@ -10986,7 +10231,6 @@
           </w:tcPr>
           <w:p>
             <w:pPr>
-              <w:pageBreakBefore w:val="0"/>
               <w:framePr w:wrap="auto" w:vAnchor="margin" w:hAnchor="text" w:yAlign="inline"/>
               <w:kinsoku/>
               <w:wordWrap/>
@@ -11026,7 +10270,6 @@
           </w:tcPr>
           <w:p>
             <w:pPr>
-              <w:pageBreakBefore w:val="0"/>
               <w:framePr w:wrap="auto" w:vAnchor="margin" w:hAnchor="text" w:yAlign="inline"/>
               <w:kinsoku/>
               <w:wordWrap/>
@@ -11066,7 +10309,6 @@
           </w:tcPr>
           <w:p>
             <w:pPr>
-              <w:pageBreakBefore w:val="0"/>
               <w:framePr w:wrap="auto" w:vAnchor="margin" w:hAnchor="text" w:yAlign="inline"/>
               <w:kinsoku/>
               <w:wordWrap/>
@@ -11106,7 +10348,6 @@
           </w:tcPr>
           <w:p>
             <w:pPr>
-              <w:pageBreakBefore w:val="0"/>
               <w:framePr w:wrap="auto" w:vAnchor="margin" w:hAnchor="text" w:yAlign="inline"/>
               <w:kinsoku/>
               <w:wordWrap/>
@@ -11146,7 +10387,6 @@
           </w:tcPr>
           <w:p>
             <w:pPr>
-              <w:pageBreakBefore w:val="0"/>
               <w:framePr w:wrap="auto" w:vAnchor="margin" w:hAnchor="text" w:yAlign="inline"/>
               <w:kinsoku/>
               <w:wordWrap/>
@@ -11186,7 +10426,6 @@
           </w:tcPr>
           <w:p>
             <w:pPr>
-              <w:pageBreakBefore w:val="0"/>
               <w:framePr w:wrap="auto" w:vAnchor="margin" w:hAnchor="text" w:yAlign="inline"/>
               <w:kinsoku/>
               <w:wordWrap/>
@@ -11226,7 +10465,6 @@
           </w:tcPr>
           <w:p>
             <w:pPr>
-              <w:pageBreakBefore w:val="0"/>
               <w:framePr w:wrap="auto" w:vAnchor="margin" w:hAnchor="text" w:yAlign="inline"/>
               <w:kinsoku/>
               <w:wordWrap/>
@@ -11266,7 +10504,6 @@
           </w:tcPr>
           <w:p>
             <w:pPr>
-              <w:pageBreakBefore w:val="0"/>
               <w:framePr w:wrap="auto" w:vAnchor="margin" w:hAnchor="text" w:yAlign="inline"/>
               <w:kinsoku/>
               <w:wordWrap/>
@@ -11306,7 +10543,6 @@
           </w:tcPr>
           <w:p>
             <w:pPr>
-              <w:pageBreakBefore w:val="0"/>
               <w:framePr w:wrap="auto" w:vAnchor="margin" w:hAnchor="text" w:yAlign="inline"/>
               <w:kinsoku/>
               <w:wordWrap/>
@@ -11346,7 +10582,6 @@
           </w:tcPr>
           <w:p>
             <w:pPr>
-              <w:pageBreakBefore w:val="0"/>
               <w:framePr w:wrap="auto" w:vAnchor="margin" w:hAnchor="text" w:yAlign="inline"/>
               <w:kinsoku/>
               <w:wordWrap/>
@@ -11386,7 +10621,6 @@
           </w:tcPr>
           <w:p>
             <w:pPr>
-              <w:pageBreakBefore w:val="0"/>
               <w:framePr w:wrap="auto" w:vAnchor="margin" w:hAnchor="text" w:yAlign="inline"/>
               <w:kinsoku/>
               <w:wordWrap/>
@@ -11426,7 +10660,6 @@
           </w:tcPr>
           <w:p>
             <w:pPr>
-              <w:pageBreakBefore w:val="0"/>
               <w:framePr w:wrap="auto" w:vAnchor="margin" w:hAnchor="text" w:yAlign="inline"/>
               <w:kinsoku/>
               <w:wordWrap/>
@@ -11467,7 +10700,6 @@
           <w:p>
             <w:pPr>
               <w:pStyle w:val="9"/>
-              <w:pageBreakBefore w:val="0"/>
               <w:framePr w:wrap="auto" w:vAnchor="margin" w:hAnchor="text" w:yAlign="inline"/>
               <w:kinsoku/>
               <w:wordWrap/>
@@ -11544,7 +10776,6 @@
           <w:p>
             <w:pPr>
               <w:pStyle w:val="9"/>
-              <w:pageBreakBefore w:val="0"/>
               <w:framePr w:wrap="auto" w:vAnchor="margin" w:hAnchor="text" w:yAlign="inline"/>
               <w:kinsoku/>
               <w:wordWrap/>
@@ -11585,7 +10816,6 @@
           </w:tcPr>
           <w:p>
             <w:pPr>
-              <w:pageBreakBefore w:val="0"/>
               <w:framePr w:wrap="auto" w:vAnchor="margin" w:hAnchor="text" w:yAlign="inline"/>
               <w:kinsoku/>
               <w:wordWrap/>
@@ -11625,7 +10855,6 @@
           </w:tcPr>
           <w:p>
             <w:pPr>
-              <w:pageBreakBefore w:val="0"/>
               <w:framePr w:wrap="auto" w:vAnchor="margin" w:hAnchor="text" w:yAlign="inline"/>
               <w:kinsoku/>
               <w:wordWrap/>
@@ -11665,7 +10894,6 @@
           </w:tcPr>
           <w:p>
             <w:pPr>
-              <w:pageBreakBefore w:val="0"/>
               <w:framePr w:wrap="auto" w:vAnchor="margin" w:hAnchor="text" w:yAlign="inline"/>
               <w:kinsoku/>
               <w:wordWrap/>
@@ -11705,7 +10933,6 @@
           </w:tcPr>
           <w:p>
             <w:pPr>
-              <w:pageBreakBefore w:val="0"/>
               <w:framePr w:wrap="auto" w:vAnchor="margin" w:hAnchor="text" w:yAlign="inline"/>
               <w:kinsoku/>
               <w:wordWrap/>
@@ -11745,7 +10972,6 @@
           </w:tcPr>
           <w:p>
             <w:pPr>
-              <w:pageBreakBefore w:val="0"/>
               <w:framePr w:wrap="auto" w:vAnchor="margin" w:hAnchor="text" w:yAlign="inline"/>
               <w:kinsoku/>
               <w:wordWrap/>
@@ -11785,7 +11011,6 @@
           </w:tcPr>
           <w:p>
             <w:pPr>
-              <w:pageBreakBefore w:val="0"/>
               <w:framePr w:wrap="auto" w:vAnchor="margin" w:hAnchor="text" w:yAlign="inline"/>
               <w:kinsoku/>
               <w:wordWrap/>
@@ -11825,7 +11050,6 @@
           </w:tcPr>
           <w:p>
             <w:pPr>
-              <w:pageBreakBefore w:val="0"/>
               <w:framePr w:wrap="auto" w:vAnchor="margin" w:hAnchor="text" w:yAlign="inline"/>
               <w:kinsoku/>
               <w:wordWrap/>
@@ -11865,7 +11089,6 @@
           </w:tcPr>
           <w:p>
             <w:pPr>
-              <w:pageBreakBefore w:val="0"/>
               <w:framePr w:wrap="auto" w:vAnchor="margin" w:hAnchor="text" w:yAlign="inline"/>
               <w:kinsoku/>
               <w:wordWrap/>
@@ -11905,7 +11128,6 @@
           </w:tcPr>
           <w:p>
             <w:pPr>
-              <w:pageBreakBefore w:val="0"/>
               <w:framePr w:wrap="auto" w:vAnchor="margin" w:hAnchor="text" w:yAlign="inline"/>
               <w:kinsoku/>
               <w:wordWrap/>
@@ -11945,7 +11167,6 @@
           </w:tcPr>
           <w:p>
             <w:pPr>
-              <w:pageBreakBefore w:val="0"/>
               <w:framePr w:wrap="auto" w:vAnchor="margin" w:hAnchor="text" w:yAlign="inline"/>
               <w:kinsoku/>
               <w:wordWrap/>
@@ -11985,7 +11206,6 @@
           </w:tcPr>
           <w:p>
             <w:pPr>
-              <w:pageBreakBefore w:val="0"/>
               <w:framePr w:wrap="auto" w:vAnchor="margin" w:hAnchor="text" w:yAlign="inline"/>
               <w:kinsoku/>
               <w:wordWrap/>
@@ -12025,7 +11245,6 @@
           </w:tcPr>
           <w:p>
             <w:pPr>
-              <w:pageBreakBefore w:val="0"/>
               <w:framePr w:wrap="auto" w:vAnchor="margin" w:hAnchor="text" w:yAlign="inline"/>
               <w:kinsoku/>
               <w:wordWrap/>
@@ -12066,7 +11285,6 @@
           <w:p>
             <w:pPr>
               <w:pStyle w:val="9"/>
-              <w:pageBreakBefore w:val="0"/>
               <w:framePr w:wrap="auto" w:vAnchor="margin" w:hAnchor="text" w:yAlign="inline"/>
               <w:kinsoku/>
               <w:wordWrap/>
@@ -12143,7 +11361,6 @@
           <w:p>
             <w:pPr>
               <w:pStyle w:val="9"/>
-              <w:pageBreakBefore w:val="0"/>
               <w:framePr w:wrap="auto" w:vAnchor="margin" w:hAnchor="text" w:yAlign="inline"/>
               <w:kinsoku/>
               <w:wordWrap/>
@@ -12184,7 +11401,6 @@
           </w:tcPr>
           <w:p>
             <w:pPr>
-              <w:pageBreakBefore w:val="0"/>
               <w:framePr w:wrap="auto" w:vAnchor="margin" w:hAnchor="text" w:yAlign="inline"/>
               <w:kinsoku/>
               <w:wordWrap/>
@@ -12224,7 +11440,6 @@
           </w:tcPr>
           <w:p>
             <w:pPr>
-              <w:pageBreakBefore w:val="0"/>
               <w:framePr w:wrap="auto" w:vAnchor="margin" w:hAnchor="text" w:yAlign="inline"/>
               <w:kinsoku/>
               <w:wordWrap/>
@@ -12264,7 +11479,6 @@
           </w:tcPr>
           <w:p>
             <w:pPr>
-              <w:pageBreakBefore w:val="0"/>
               <w:framePr w:wrap="auto" w:vAnchor="margin" w:hAnchor="text" w:yAlign="inline"/>
               <w:kinsoku/>
               <w:wordWrap/>
@@ -12304,7 +11518,6 @@
           </w:tcPr>
           <w:p>
             <w:pPr>
-              <w:pageBreakBefore w:val="0"/>
               <w:framePr w:wrap="auto" w:vAnchor="margin" w:hAnchor="text" w:yAlign="inline"/>
               <w:kinsoku/>
               <w:wordWrap/>
@@ -12344,7 +11557,6 @@
           </w:tcPr>
           <w:p>
             <w:pPr>
-              <w:pageBreakBefore w:val="0"/>
               <w:framePr w:wrap="auto" w:vAnchor="margin" w:hAnchor="text" w:yAlign="inline"/>
               <w:kinsoku/>
               <w:wordWrap/>
@@ -12384,7 +11596,6 @@
           </w:tcPr>
           <w:p>
             <w:pPr>
-              <w:pageBreakBefore w:val="0"/>
               <w:framePr w:wrap="auto" w:vAnchor="margin" w:hAnchor="text" w:yAlign="inline"/>
               <w:kinsoku/>
               <w:wordWrap/>
@@ -12424,7 +11635,6 @@
           </w:tcPr>
           <w:p>
             <w:pPr>
-              <w:pageBreakBefore w:val="0"/>
               <w:framePr w:wrap="auto" w:vAnchor="margin" w:hAnchor="text" w:yAlign="inline"/>
               <w:kinsoku/>
               <w:wordWrap/>
@@ -12464,7 +11674,6 @@
           </w:tcPr>
           <w:p>
             <w:pPr>
-              <w:pageBreakBefore w:val="0"/>
               <w:framePr w:wrap="auto" w:vAnchor="margin" w:hAnchor="text" w:yAlign="inline"/>
               <w:kinsoku/>
               <w:wordWrap/>
@@ -12504,7 +11713,6 @@
           </w:tcPr>
           <w:p>
             <w:pPr>
-              <w:pageBreakBefore w:val="0"/>
               <w:framePr w:wrap="auto" w:vAnchor="margin" w:hAnchor="text" w:yAlign="inline"/>
               <w:kinsoku/>
               <w:wordWrap/>
@@ -12544,7 +11752,6 @@
           </w:tcPr>
           <w:p>
             <w:pPr>
-              <w:pageBreakBefore w:val="0"/>
               <w:framePr w:wrap="auto" w:vAnchor="margin" w:hAnchor="text" w:yAlign="inline"/>
               <w:kinsoku/>
               <w:wordWrap/>
@@ -12584,7 +11791,6 @@
           </w:tcPr>
           <w:p>
             <w:pPr>
-              <w:pageBreakBefore w:val="0"/>
               <w:framePr w:wrap="auto" w:vAnchor="margin" w:hAnchor="text" w:yAlign="inline"/>
               <w:kinsoku/>
               <w:wordWrap/>
@@ -12624,7 +11830,6 @@
           </w:tcPr>
           <w:p>
             <w:pPr>
-              <w:pageBreakBefore w:val="0"/>
               <w:framePr w:wrap="auto" w:vAnchor="margin" w:hAnchor="text" w:yAlign="inline"/>
               <w:kinsoku/>
               <w:wordWrap/>
@@ -12665,7 +11870,6 @@
           <w:p>
             <w:pPr>
               <w:pStyle w:val="9"/>
-              <w:pageBreakBefore w:val="0"/>
               <w:framePr w:wrap="auto" w:vAnchor="margin" w:hAnchor="text" w:yAlign="inline"/>
               <w:kinsoku/>
               <w:wordWrap/>
@@ -12742,7 +11946,6 @@
           <w:p>
             <w:pPr>
               <w:pStyle w:val="9"/>
-              <w:pageBreakBefore w:val="0"/>
               <w:framePr w:wrap="auto" w:vAnchor="margin" w:hAnchor="text" w:yAlign="inline"/>
               <w:kinsoku/>
               <w:wordWrap/>
@@ -12783,7 +11986,6 @@
           </w:tcPr>
           <w:p>
             <w:pPr>
-              <w:pageBreakBefore w:val="0"/>
               <w:framePr w:wrap="auto" w:vAnchor="margin" w:hAnchor="text" w:yAlign="inline"/>
               <w:kinsoku/>
               <w:wordWrap/>
@@ -12823,7 +12025,6 @@
           </w:tcPr>
           <w:p>
             <w:pPr>
-              <w:pageBreakBefore w:val="0"/>
               <w:framePr w:wrap="auto" w:vAnchor="margin" w:hAnchor="text" w:yAlign="inline"/>
               <w:kinsoku/>
               <w:wordWrap/>
@@ -12863,7 +12064,6 @@
           </w:tcPr>
           <w:p>
             <w:pPr>
-              <w:pageBreakBefore w:val="0"/>
               <w:framePr w:wrap="auto" w:vAnchor="margin" w:hAnchor="text" w:yAlign="inline"/>
               <w:kinsoku/>
               <w:wordWrap/>
@@ -12903,7 +12103,6 @@
           </w:tcPr>
           <w:p>
             <w:pPr>
-              <w:pageBreakBefore w:val="0"/>
               <w:framePr w:wrap="auto" w:vAnchor="margin" w:hAnchor="text" w:yAlign="inline"/>
               <w:kinsoku/>
               <w:wordWrap/>
@@ -12943,7 +12142,6 @@
           </w:tcPr>
           <w:p>
             <w:pPr>
-              <w:pageBreakBefore w:val="0"/>
               <w:framePr w:wrap="auto" w:vAnchor="margin" w:hAnchor="text" w:yAlign="inline"/>
               <w:kinsoku/>
               <w:wordWrap/>
@@ -12983,7 +12181,6 @@
           </w:tcPr>
           <w:p>
             <w:pPr>
-              <w:pageBreakBefore w:val="0"/>
               <w:framePr w:wrap="auto" w:vAnchor="margin" w:hAnchor="text" w:yAlign="inline"/>
               <w:kinsoku/>
               <w:wordWrap/>
@@ -13023,7 +12220,6 @@
           </w:tcPr>
           <w:p>
             <w:pPr>
-              <w:pageBreakBefore w:val="0"/>
               <w:framePr w:wrap="auto" w:vAnchor="margin" w:hAnchor="text" w:yAlign="inline"/>
               <w:kinsoku/>
               <w:wordWrap/>
@@ -13063,7 +12259,6 @@
           </w:tcPr>
           <w:p>
             <w:pPr>
-              <w:pageBreakBefore w:val="0"/>
               <w:framePr w:wrap="auto" w:vAnchor="margin" w:hAnchor="text" w:yAlign="inline"/>
               <w:kinsoku/>
               <w:wordWrap/>
@@ -13103,7 +12298,6 @@
           </w:tcPr>
           <w:p>
             <w:pPr>
-              <w:pageBreakBefore w:val="0"/>
               <w:framePr w:wrap="auto" w:vAnchor="margin" w:hAnchor="text" w:yAlign="inline"/>
               <w:kinsoku/>
               <w:wordWrap/>
@@ -13143,7 +12337,6 @@
           </w:tcPr>
           <w:p>
             <w:pPr>
-              <w:pageBreakBefore w:val="0"/>
               <w:framePr w:wrap="auto" w:vAnchor="margin" w:hAnchor="text" w:yAlign="inline"/>
               <w:kinsoku/>
               <w:wordWrap/>
@@ -13183,7 +12376,6 @@
           </w:tcPr>
           <w:p>
             <w:pPr>
-              <w:pageBreakBefore w:val="0"/>
               <w:framePr w:wrap="auto" w:vAnchor="margin" w:hAnchor="text" w:yAlign="inline"/>
               <w:kinsoku/>
               <w:wordWrap/>
@@ -13223,7 +12415,6 @@
           </w:tcPr>
           <w:p>
             <w:pPr>
-              <w:pageBreakBefore w:val="0"/>
               <w:framePr w:wrap="auto" w:vAnchor="margin" w:hAnchor="text" w:yAlign="inline"/>
               <w:kinsoku/>
               <w:wordWrap/>
@@ -13264,7 +12455,6 @@
           <w:p>
             <w:pPr>
               <w:pStyle w:val="9"/>
-              <w:pageBreakBefore w:val="0"/>
               <w:framePr w:wrap="auto" w:vAnchor="margin" w:hAnchor="text" w:yAlign="inline"/>
               <w:kinsoku/>
               <w:wordWrap/>
@@ -13341,7 +12531,6 @@
           <w:p>
             <w:pPr>
               <w:pStyle w:val="9"/>
-              <w:pageBreakBefore w:val="0"/>
               <w:framePr w:wrap="auto" w:vAnchor="margin" w:hAnchor="text" w:yAlign="inline"/>
               <w:kinsoku/>
               <w:wordWrap/>
@@ -13382,7 +12571,6 @@
           </w:tcPr>
           <w:p>
             <w:pPr>
-              <w:pageBreakBefore w:val="0"/>
               <w:framePr w:wrap="auto" w:vAnchor="margin" w:hAnchor="text" w:yAlign="inline"/>
               <w:kinsoku/>
               <w:wordWrap/>
@@ -13422,7 +12610,6 @@
           </w:tcPr>
           <w:p>
             <w:pPr>
-              <w:pageBreakBefore w:val="0"/>
               <w:framePr w:wrap="auto" w:vAnchor="margin" w:hAnchor="text" w:yAlign="inline"/>
               <w:kinsoku/>
               <w:wordWrap/>
@@ -13462,7 +12649,6 @@
           </w:tcPr>
           <w:p>
             <w:pPr>
-              <w:pageBreakBefore w:val="0"/>
               <w:framePr w:wrap="auto" w:vAnchor="margin" w:hAnchor="text" w:yAlign="inline"/>
               <w:kinsoku/>
               <w:wordWrap/>
@@ -13502,7 +12688,6 @@
           </w:tcPr>
           <w:p>
             <w:pPr>
-              <w:pageBreakBefore w:val="0"/>
               <w:framePr w:wrap="auto" w:vAnchor="margin" w:hAnchor="text" w:yAlign="inline"/>
               <w:kinsoku/>
               <w:wordWrap/>
@@ -13542,7 +12727,6 @@
           </w:tcPr>
           <w:p>
             <w:pPr>
-              <w:pageBreakBefore w:val="0"/>
               <w:framePr w:wrap="auto" w:vAnchor="margin" w:hAnchor="text" w:yAlign="inline"/>
               <w:kinsoku/>
               <w:wordWrap/>
@@ -13582,7 +12766,6 @@
           </w:tcPr>
           <w:p>
             <w:pPr>
-              <w:pageBreakBefore w:val="0"/>
               <w:framePr w:wrap="auto" w:vAnchor="margin" w:hAnchor="text" w:yAlign="inline"/>
               <w:kinsoku/>
               <w:wordWrap/>
@@ -13622,7 +12805,6 @@
           </w:tcPr>
           <w:p>
             <w:pPr>
-              <w:pageBreakBefore w:val="0"/>
               <w:framePr w:wrap="auto" w:vAnchor="margin" w:hAnchor="text" w:yAlign="inline"/>
               <w:kinsoku/>
               <w:wordWrap/>
@@ -13662,7 +12844,6 @@
           </w:tcPr>
           <w:p>
             <w:pPr>
-              <w:pageBreakBefore w:val="0"/>
               <w:framePr w:wrap="auto" w:vAnchor="margin" w:hAnchor="text" w:yAlign="inline"/>
               <w:kinsoku/>
               <w:wordWrap/>
@@ -13702,7 +12883,6 @@
           </w:tcPr>
           <w:p>
             <w:pPr>
-              <w:pageBreakBefore w:val="0"/>
               <w:framePr w:wrap="auto" w:vAnchor="margin" w:hAnchor="text" w:yAlign="inline"/>
               <w:kinsoku/>
               <w:wordWrap/>
@@ -13742,7 +12922,6 @@
           </w:tcPr>
           <w:p>
             <w:pPr>
-              <w:pageBreakBefore w:val="0"/>
               <w:framePr w:wrap="auto" w:vAnchor="margin" w:hAnchor="text" w:yAlign="inline"/>
               <w:kinsoku/>
               <w:wordWrap/>
@@ -13782,7 +12961,6 @@
           </w:tcPr>
           <w:p>
             <w:pPr>
-              <w:pageBreakBefore w:val="0"/>
               <w:framePr w:wrap="auto" w:vAnchor="margin" w:hAnchor="text" w:yAlign="inline"/>
               <w:kinsoku/>
               <w:wordWrap/>
@@ -13822,7 +13000,6 @@
           </w:tcPr>
           <w:p>
             <w:pPr>
-              <w:pageBreakBefore w:val="0"/>
               <w:framePr w:wrap="auto" w:vAnchor="margin" w:hAnchor="text" w:yAlign="inline"/>
               <w:kinsoku/>
               <w:wordWrap/>
@@ -13863,7 +13040,6 @@
           <w:p>
             <w:pPr>
               <w:pStyle w:val="9"/>
-              <w:pageBreakBefore w:val="0"/>
               <w:framePr w:wrap="auto" w:vAnchor="margin" w:hAnchor="text" w:yAlign="inline"/>
               <w:kinsoku/>
               <w:wordWrap/>
@@ -13940,7 +13116,6 @@
           <w:p>
             <w:pPr>
               <w:pStyle w:val="9"/>
-              <w:pageBreakBefore w:val="0"/>
               <w:framePr w:wrap="auto" w:vAnchor="margin" w:hAnchor="text" w:yAlign="inline"/>
               <w:kinsoku/>
               <w:wordWrap/>
@@ -13981,7 +13156,6 @@
           </w:tcPr>
           <w:p>
             <w:pPr>
-              <w:pageBreakBefore w:val="0"/>
               <w:framePr w:wrap="auto" w:vAnchor="margin" w:hAnchor="text" w:yAlign="inline"/>
               <w:kinsoku/>
               <w:wordWrap/>
@@ -14021,7 +13195,6 @@
           </w:tcPr>
           <w:p>
             <w:pPr>
-              <w:pageBreakBefore w:val="0"/>
               <w:framePr w:wrap="auto" w:vAnchor="margin" w:hAnchor="text" w:yAlign="inline"/>
               <w:kinsoku/>
               <w:wordWrap/>
@@ -14061,7 +13234,6 @@
           </w:tcPr>
           <w:p>
             <w:pPr>
-              <w:pageBreakBefore w:val="0"/>
               <w:framePr w:wrap="auto" w:vAnchor="margin" w:hAnchor="text" w:yAlign="inline"/>
               <w:kinsoku/>
               <w:wordWrap/>
@@ -14101,7 +13273,6 @@
           </w:tcPr>
           <w:p>
             <w:pPr>
-              <w:pageBreakBefore w:val="0"/>
               <w:framePr w:wrap="auto" w:vAnchor="margin" w:hAnchor="text" w:yAlign="inline"/>
               <w:kinsoku/>
               <w:wordWrap/>
@@ -14141,7 +13312,6 @@
           </w:tcPr>
           <w:p>
             <w:pPr>
-              <w:pageBreakBefore w:val="0"/>
               <w:framePr w:wrap="auto" w:vAnchor="margin" w:hAnchor="text" w:yAlign="inline"/>
               <w:kinsoku/>
               <w:wordWrap/>
@@ -14181,7 +13351,6 @@
           </w:tcPr>
           <w:p>
             <w:pPr>
-              <w:pageBreakBefore w:val="0"/>
               <w:framePr w:wrap="auto" w:vAnchor="margin" w:hAnchor="text" w:yAlign="inline"/>
               <w:kinsoku/>
               <w:wordWrap/>
@@ -14221,7 +13390,6 @@
           </w:tcPr>
           <w:p>
             <w:pPr>
-              <w:pageBreakBefore w:val="0"/>
               <w:framePr w:wrap="auto" w:vAnchor="margin" w:hAnchor="text" w:yAlign="inline"/>
               <w:kinsoku/>
               <w:wordWrap/>
@@ -14261,7 +13429,6 @@
           </w:tcPr>
           <w:p>
             <w:pPr>
-              <w:pageBreakBefore w:val="0"/>
               <w:framePr w:wrap="auto" w:vAnchor="margin" w:hAnchor="text" w:yAlign="inline"/>
               <w:kinsoku/>
               <w:wordWrap/>
@@ -14301,7 +13468,6 @@
           </w:tcPr>
           <w:p>
             <w:pPr>
-              <w:pageBreakBefore w:val="0"/>
               <w:framePr w:wrap="auto" w:vAnchor="margin" w:hAnchor="text" w:yAlign="inline"/>
               <w:kinsoku/>
               <w:wordWrap/>
@@ -14341,7 +13507,6 @@
           </w:tcPr>
           <w:p>
             <w:pPr>
-              <w:pageBreakBefore w:val="0"/>
               <w:framePr w:wrap="auto" w:vAnchor="margin" w:hAnchor="text" w:yAlign="inline"/>
               <w:kinsoku/>
               <w:wordWrap/>
@@ -14381,7 +13546,6 @@
           </w:tcPr>
           <w:p>
             <w:pPr>
-              <w:pageBreakBefore w:val="0"/>
               <w:framePr w:wrap="auto" w:vAnchor="margin" w:hAnchor="text" w:yAlign="inline"/>
               <w:kinsoku/>
               <w:wordWrap/>
@@ -14421,7 +13585,6 @@
           </w:tcPr>
           <w:p>
             <w:pPr>
-              <w:pageBreakBefore w:val="0"/>
               <w:framePr w:wrap="auto" w:vAnchor="margin" w:hAnchor="text" w:yAlign="inline"/>
               <w:kinsoku/>
               <w:wordWrap/>
@@ -14462,7 +13625,6 @@
           <w:p>
             <w:pPr>
               <w:pStyle w:val="9"/>
-              <w:pageBreakBefore w:val="0"/>
               <w:framePr w:wrap="auto" w:vAnchor="margin" w:hAnchor="text" w:yAlign="inline"/>
               <w:kinsoku/>
               <w:wordWrap/>
@@ -14500,7 +13662,6 @@
     <w:p>
       <w:pPr>
         <w:pStyle w:val="9"/>
-        <w:pageBreakBefore w:val="0"/>
         <w:framePr w:wrap="auto" w:vAnchor="margin" w:hAnchor="text" w:yAlign="inline"/>
         <w:kinsoku/>
         <w:wordWrap/>
@@ -14669,7 +13830,6 @@
     <w:p>
       <w:pPr>
         <w:pStyle w:val="10"/>
-        <w:pageBreakBefore w:val="0"/>
         <w:framePr w:wrap="auto" w:vAnchor="margin" w:hAnchor="text" w:yAlign="inline"/>
         <w:kinsoku/>
         <w:wordWrap/>
@@ -14775,7 +13935,6 @@
           <w:p>
             <w:pPr>
               <w:pStyle w:val="9"/>
-              <w:pageBreakBefore w:val="0"/>
               <w:framePr w:wrap="auto" w:vAnchor="margin" w:hAnchor="text" w:yAlign="inline"/>
               <w:kinsoku/>
               <w:wordWrap/>
@@ -14832,7 +13991,6 @@
           <w:p>
             <w:pPr>
               <w:pStyle w:val="9"/>
-              <w:pageBreakBefore w:val="0"/>
               <w:framePr w:wrap="auto" w:vAnchor="margin" w:hAnchor="text" w:yAlign="inline"/>
               <w:kinsoku/>
               <w:wordWrap/>
@@ -14911,7 +14069,6 @@
           <w:p>
             <w:pPr>
               <w:pStyle w:val="9"/>
-              <w:pageBreakBefore w:val="0"/>
               <w:framePr w:wrap="auto" w:vAnchor="margin" w:hAnchor="text" w:yAlign="inline"/>
               <w:kinsoku/>
               <w:wordWrap/>
@@ -14966,7 +14123,6 @@
           <w:p>
             <w:pPr>
               <w:pStyle w:val="9"/>
-              <w:pageBreakBefore w:val="0"/>
               <w:framePr w:wrap="auto" w:vAnchor="margin" w:hAnchor="text" w:yAlign="inline"/>
               <w:kinsoku/>
               <w:wordWrap/>
@@ -15043,7 +14199,6 @@
           <w:p>
             <w:pPr>
               <w:pStyle w:val="9"/>
-              <w:pageBreakBefore w:val="0"/>
               <w:framePr w:wrap="auto" w:vAnchor="margin" w:hAnchor="text" w:yAlign="inline"/>
               <w:kinsoku/>
               <w:wordWrap/>
@@ -15098,7 +14253,6 @@
           <w:p>
             <w:pPr>
               <w:pStyle w:val="9"/>
-              <w:pageBreakBefore w:val="0"/>
               <w:framePr w:wrap="auto" w:vAnchor="margin" w:hAnchor="text" w:yAlign="inline"/>
               <w:kinsoku/>
               <w:wordWrap/>
@@ -15199,7 +14353,6 @@
           <w:p>
             <w:pPr>
               <w:pStyle w:val="9"/>
-              <w:pageBreakBefore w:val="0"/>
               <w:framePr w:wrap="auto" w:vAnchor="margin" w:hAnchor="text" w:yAlign="inline"/>
               <w:kinsoku/>
               <w:wordWrap/>
@@ -15254,7 +14407,6 @@
           <w:p>
             <w:pPr>
               <w:pStyle w:val="9"/>
-              <w:pageBreakBefore w:val="0"/>
               <w:framePr w:wrap="auto" w:vAnchor="margin" w:hAnchor="text" w:yAlign="inline"/>
               <w:kinsoku/>
               <w:wordWrap/>
@@ -15331,7 +14483,6 @@
           <w:p>
             <w:pPr>
               <w:pStyle w:val="9"/>
-              <w:pageBreakBefore w:val="0"/>
               <w:framePr w:wrap="auto" w:vAnchor="margin" w:hAnchor="text" w:yAlign="inline"/>
               <w:kinsoku/>
               <w:wordWrap/>
@@ -15386,7 +14537,6 @@
           <w:p>
             <w:pPr>
               <w:pStyle w:val="9"/>
-              <w:pageBreakBefore w:val="0"/>
               <w:framePr w:wrap="auto" w:vAnchor="margin" w:hAnchor="text" w:yAlign="inline"/>
               <w:kinsoku/>
               <w:wordWrap/>
@@ -15549,7 +14699,6 @@
           <w:p>
             <w:pPr>
               <w:pStyle w:val="9"/>
-              <w:pageBreakBefore w:val="0"/>
               <w:framePr w:wrap="auto" w:vAnchor="margin" w:hAnchor="text" w:yAlign="inline"/>
               <w:kinsoku/>
               <w:wordWrap/>
@@ -15604,7 +14753,6 @@
           <w:p>
             <w:pPr>
               <w:pStyle w:val="9"/>
-              <w:pageBreakBefore w:val="0"/>
               <w:framePr w:wrap="auto" w:vAnchor="margin" w:hAnchor="text" w:yAlign="inline"/>
               <w:kinsoku/>
               <w:wordWrap/>
@@ -15753,7 +14901,6 @@
           <w:p>
             <w:pPr>
               <w:pStyle w:val="9"/>
-              <w:pageBreakBefore w:val="0"/>
               <w:framePr w:wrap="auto" w:vAnchor="margin" w:hAnchor="text" w:yAlign="inline"/>
               <w:kinsoku/>
               <w:wordWrap/>
@@ -15809,7 +14956,6 @@
           <w:p>
             <w:pPr>
               <w:pStyle w:val="9"/>
-              <w:pageBreakBefore w:val="0"/>
               <w:framePr w:wrap="auto" w:vAnchor="margin" w:hAnchor="text" w:yAlign="inline"/>
               <w:kinsoku/>
               <w:wordWrap/>
@@ -15865,7 +15011,6 @@
           <w:p>
             <w:pPr>
               <w:pStyle w:val="9"/>
-              <w:pageBreakBefore w:val="0"/>
               <w:framePr w:wrap="auto" w:vAnchor="margin" w:hAnchor="text" w:yAlign="inline"/>
               <w:kinsoku/>
               <w:wordWrap/>
@@ -15943,7 +15088,6 @@
           <w:p>
             <w:pPr>
               <w:pStyle w:val="9"/>
-              <w:pageBreakBefore w:val="0"/>
               <w:framePr w:wrap="auto" w:vAnchor="margin" w:hAnchor="text" w:yAlign="inline"/>
               <w:kinsoku/>
               <w:wordWrap/>
@@ -15994,7 +15138,6 @@
           </w:tcPr>
           <w:p>
             <w:pPr>
-              <w:pageBreakBefore w:val="0"/>
               <w:framePr w:wrap="auto" w:vAnchor="margin" w:hAnchor="text" w:yAlign="inline"/>
               <w:kinsoku/>
               <w:wordWrap/>
@@ -16034,7 +15177,6 @@
           <w:p>
             <w:pPr>
               <w:pStyle w:val="9"/>
-              <w:pageBreakBefore w:val="0"/>
               <w:framePr w:wrap="auto" w:vAnchor="margin" w:hAnchor="text" w:yAlign="inline"/>
               <w:kinsoku/>
               <w:wordWrap/>
@@ -16109,7 +15251,6 @@
           <w:p>
             <w:pPr>
               <w:pStyle w:val="9"/>
-              <w:pageBreakBefore w:val="0"/>
               <w:framePr w:wrap="auto" w:vAnchor="margin" w:hAnchor="text" w:yAlign="inline"/>
               <w:kinsoku/>
               <w:wordWrap/>
@@ -16172,7 +15313,6 @@
           </w:tcPr>
           <w:p>
             <w:pPr>
-              <w:pageBreakBefore w:val="0"/>
               <w:framePr w:wrap="auto" w:vAnchor="margin" w:hAnchor="text" w:yAlign="inline"/>
               <w:kinsoku/>
               <w:wordWrap/>
@@ -16212,7 +15352,6 @@
           <w:p>
             <w:pPr>
               <w:pStyle w:val="9"/>
-              <w:pageBreakBefore w:val="0"/>
               <w:framePr w:wrap="auto" w:vAnchor="margin" w:hAnchor="text" w:yAlign="inline"/>
               <w:kinsoku/>
               <w:wordWrap/>
@@ -16287,7 +15426,6 @@
           <w:p>
             <w:pPr>
               <w:pStyle w:val="9"/>
-              <w:pageBreakBefore w:val="0"/>
               <w:framePr w:wrap="auto" w:vAnchor="margin" w:hAnchor="text" w:yAlign="inline"/>
               <w:kinsoku/>
               <w:wordWrap/>
@@ -16338,7 +15476,6 @@
           </w:tcPr>
           <w:p>
             <w:pPr>
-              <w:pageBreakBefore w:val="0"/>
               <w:framePr w:wrap="auto" w:vAnchor="margin" w:hAnchor="text" w:yAlign="inline"/>
               <w:kinsoku/>
               <w:wordWrap/>
@@ -16378,7 +15515,6 @@
           <w:p>
             <w:pPr>
               <w:pStyle w:val="9"/>
-              <w:pageBreakBefore w:val="0"/>
               <w:framePr w:wrap="auto" w:vAnchor="margin" w:hAnchor="text" w:yAlign="inline"/>
               <w:kinsoku/>
               <w:wordWrap/>
@@ -16411,15 +15547,6 @@
         </w:tc>
       </w:tr>
     </w:tbl>
-    <w:p>
-      <w:pPr>
-        <w:pStyle w:val="10"/>
-        <w:framePr w:wrap="auto" w:vAnchor="margin" w:hAnchor="text" w:yAlign="inline"/>
-        <w:widowControl w:val="0"/>
-        <w:spacing w:line="240" w:lineRule="auto"/>
-        <w:jc w:val="both"/>
-      </w:pPr>
-    </w:p>
     <w:sectPr>
       <w:headerReference r:id="rId7" w:type="default"/>
       <w:pgSz w:w="15840" w:h="12240" w:orient="landscape"/>
@@ -17166,7 +16293,6 @@
     <w:pPr>
       <w:keepNext w:val="0"/>
       <w:keepLines w:val="0"/>
-      <w:pageBreakBefore w:val="0"/>
       <w:framePr w:wrap="auto" w:vAnchor="margin" w:hAnchor="text" w:yAlign="inline"/>
       <w:widowControl/>
       <w:numPr>
@@ -17228,7 +16354,6 @@
     <w:pPr>
       <w:keepNext w:val="0"/>
       <w:keepLines w:val="0"/>
-      <w:pageBreakBefore w:val="0"/>
       <w:framePr w:wrap="auto" w:vAnchor="margin" w:hAnchor="text" w:yAlign="inline"/>
       <w:widowControl/>
       <w:numPr>
@@ -17277,7 +16402,6 @@
     <w:pPr>
       <w:keepNext w:val="0"/>
       <w:keepLines w:val="0"/>
-      <w:pageBreakBefore w:val="0"/>
       <w:framePr w:wrap="auto" w:vAnchor="margin" w:hAnchor="text" w:yAlign="inline"/>
       <w:widowControl/>
       <w:numPr>
@@ -17371,7 +16495,6 @@
     <w:pPr>
       <w:keepNext w:val="0"/>
       <w:keepLines w:val="0"/>
-      <w:pageBreakBefore w:val="0"/>
       <w:framePr w:wrap="auto" w:vAnchor="margin" w:hAnchor="text" w:yAlign="inline"/>
       <w:widowControl/>
       <w:numPr>
@@ -17417,7 +16540,6 @@
     <w:pPr>
       <w:keepNext/>
       <w:keepLines/>
-      <w:pageBreakBefore w:val="0"/>
       <w:framePr w:wrap="auto" w:vAnchor="margin" w:hAnchor="text" w:yAlign="inline"/>
       <w:widowControl/>
       <w:numPr>
@@ -17464,7 +16586,6 @@
     <w:pPr>
       <w:keepNext w:val="0"/>
       <w:keepLines w:val="0"/>
-      <w:pageBreakBefore w:val="0"/>
       <w:framePr w:wrap="auto" w:vAnchor="margin" w:hAnchor="text" w:yAlign="inline"/>
       <w:widowControl/>
       <w:numPr>
@@ -17511,7 +16632,6 @@
     <w:pPr>
       <w:keepNext w:val="0"/>
       <w:keepLines w:val="0"/>
-      <w:pageBreakBefore w:val="0"/>
       <w:framePr w:wrap="auto" w:vAnchor="margin" w:hAnchor="text" w:yAlign="inline"/>
       <w:widowControl/>
       <w:numPr>

--- a/templates/RECORD_R004_MC_CRACK.docx
+++ b/templates/RECORD_R004_MC_CRACK.docx
@@ -1459,7 +1459,7 @@
                 <w:rtl w:val="0"/>
                 <w:lang w:val="en-US"/>
               </w:rPr>
-              <w:t>报告编号</w:t>
+              <w:t>原始记录编号</w:t>
             </w:r>
           </w:p>
         </w:tc>
